--- a/klagomål/A 5712-2026 FSC-klagomål.docx
+++ b/klagomål/A 5712-2026 FSC-klagomål.docx
@@ -810,7 +810,7 @@
     <w:r>
       <w:tab/>
       <w:tab/>
-      <w:t>2026-05-18</w:t>
+      <w:t>2026-05-19</w:t>
       <w:br/>
       <w:br/>
     </w:r>

--- a/klagomål/A 5712-2026 FSC-klagomål.docx
+++ b/klagomål/A 5712-2026 FSC-klagomål.docx
@@ -810,7 +810,7 @@
     <w:r>
       <w:tab/>
       <w:tab/>
-      <w:t>2026-05-19</w:t>
+      <w:t>2026-05-20</w:t>
       <w:br/>
       <w:br/>
     </w:r>

--- a/klagomål/A 5712-2026 FSC-klagomål.docx
+++ b/klagomål/A 5712-2026 FSC-klagomål.docx
@@ -810,7 +810,7 @@
     <w:r>
       <w:tab/>
       <w:tab/>
-      <w:t>2026-05-20</w:t>
+      <w:t>2026-05-21</w:t>
       <w:br/>
       <w:br/>
     </w:r>

--- a/klagomål/A 5712-2026 FSC-klagomål.docx
+++ b/klagomål/A 5712-2026 FSC-klagomål.docx
@@ -810,7 +810,7 @@
     <w:r>
       <w:tab/>
       <w:tab/>
-      <w:t>2026-05-21</w:t>
+      <w:t>2026-05-22</w:t>
       <w:br/>
       <w:br/>
     </w:r>

--- a/klagomål/A 5712-2026 FSC-klagomål.docx
+++ b/klagomål/A 5712-2026 FSC-klagomål.docx
@@ -810,7 +810,7 @@
     <w:r>
       <w:tab/>
       <w:tab/>
-      <w:t>2026-05-22</w:t>
+      <w:t>2026-05-23</w:t>
       <w:br/>
       <w:br/>
     </w:r>

--- a/klagomål/A 5712-2026 FSC-klagomål.docx
+++ b/klagomål/A 5712-2026 FSC-klagomål.docx
@@ -810,7 +810,7 @@
     <w:r>
       <w:tab/>
       <w:tab/>
-      <w:t>2026-05-23</w:t>
+      <w:t>2026-05-24</w:t>
       <w:br/>
       <w:br/>
     </w:r>

--- a/klagomål/A 5712-2026 FSC-klagomål.docx
+++ b/klagomål/A 5712-2026 FSC-klagomål.docx
@@ -810,7 +810,7 @@
     <w:r>
       <w:tab/>
       <w:tab/>
-      <w:t>2026-05-24</w:t>
+      <w:t>2026-05-25</w:t>
       <w:br/>
       <w:br/>
     </w:r>

--- a/klagomål/A 5712-2026 FSC-klagomål.docx
+++ b/klagomål/A 5712-2026 FSC-klagomål.docx
@@ -810,7 +810,7 @@
     <w:r>
       <w:tab/>
       <w:tab/>
-      <w:t>2026-05-25</w:t>
+      <w:t>2026-05-26</w:t>
       <w:br/>
       <w:br/>
     </w:r>

--- a/klagomål/A 5712-2026 FSC-klagomål.docx
+++ b/klagomål/A 5712-2026 FSC-klagomål.docx
@@ -810,7 +810,7 @@
     <w:r>
       <w:tab/>
       <w:tab/>
-      <w:t>2026-05-26</w:t>
+      <w:t>2026-05-27</w:t>
       <w:br/>
       <w:br/>
     </w:r>

--- a/klagomål/A 5712-2026 FSC-klagomål.docx
+++ b/klagomål/A 5712-2026 FSC-klagomål.docx
@@ -810,7 +810,7 @@
     <w:r>
       <w:tab/>
       <w:tab/>
-      <w:t>2026-05-27</w:t>
+      <w:t>2026-05-28</w:t>
       <w:br/>
       <w:br/>
     </w:r>

--- a/klagomål/A 5712-2026 FSC-klagomål.docx
+++ b/klagomål/A 5712-2026 FSC-klagomål.docx
@@ -810,7 +810,7 @@
     <w:r>
       <w:tab/>
       <w:tab/>
-      <w:t>2026-05-28</w:t>
+      <w:t>2026-05-29</w:t>
       <w:br/>
       <w:br/>
     </w:r>

--- a/klagomål/A 5712-2026 FSC-klagomål.docx
+++ b/klagomål/A 5712-2026 FSC-klagomål.docx
@@ -810,7 +810,7 @@
     <w:r>
       <w:tab/>
       <w:tab/>
-      <w:t>2026-05-29</w:t>
+      <w:t>2026-05-30</w:t>
       <w:br/>
       <w:br/>
     </w:r>

--- a/klagomål/A 5712-2026 FSC-klagomål.docx
+++ b/klagomål/A 5712-2026 FSC-klagomål.docx
@@ -810,7 +810,7 @@
     <w:r>
       <w:tab/>
       <w:tab/>
-      <w:t>2026-05-30</w:t>
+      <w:t>2026-05-31</w:t>
       <w:br/>
       <w:br/>
     </w:r>

--- a/klagomål/A 5712-2026 FSC-klagomål.docx
+++ b/klagomål/A 5712-2026 FSC-klagomål.docx
@@ -810,7 +810,7 @@
     <w:r>
       <w:tab/>
       <w:tab/>
-      <w:t>2026-05-31</w:t>
+      <w:t>2026-06-01</w:t>
       <w:br/>
       <w:br/>
     </w:r>

--- a/klagomål/A 5712-2026 FSC-klagomål.docx
+++ b/klagomål/A 5712-2026 FSC-klagomål.docx
@@ -810,7 +810,7 @@
     <w:r>
       <w:tab/>
       <w:tab/>
-      <w:t>2026-06-01</w:t>
+      <w:t>2026-06-02</w:t>
       <w:br/>
       <w:br/>
     </w:r>

--- a/klagomål/A 5712-2026 FSC-klagomål.docx
+++ b/klagomål/A 5712-2026 FSC-klagomål.docx
@@ -810,7 +810,7 @@
     <w:r>
       <w:tab/>
       <w:tab/>
-      <w:t>2026-06-02</w:t>
+      <w:t>2026-06-03</w:t>
       <w:br/>
       <w:br/>
     </w:r>

--- a/klagomål/A 5712-2026 FSC-klagomål.docx
+++ b/klagomål/A 5712-2026 FSC-klagomål.docx
@@ -810,7 +810,7 @@
     <w:r>
       <w:tab/>
       <w:tab/>
-      <w:t>2026-06-03</w:t>
+      <w:t>2026-06-04</w:t>
       <w:br/>
       <w:br/>
     </w:r>

--- a/klagomål/A 5712-2026 FSC-klagomål.docx
+++ b/klagomål/A 5712-2026 FSC-klagomål.docx
@@ -810,7 +810,7 @@
     <w:r>
       <w:tab/>
       <w:tab/>
-      <w:t>2026-06-04</w:t>
+      <w:t>2026-06-05</w:t>
       <w:br/>
       <w:br/>
     </w:r>

--- a/klagomål/A 5712-2026 FSC-klagomål.docx
+++ b/klagomål/A 5712-2026 FSC-klagomål.docx
@@ -810,7 +810,7 @@
     <w:r>
       <w:tab/>
       <w:tab/>
-      <w:t>2026-06-05</w:t>
+      <w:t>2026-06-06</w:t>
       <w:br/>
       <w:br/>
     </w:r>

--- a/klagomål/A 5712-2026 FSC-klagomål.docx
+++ b/klagomål/A 5712-2026 FSC-klagomål.docx
@@ -810,7 +810,7 @@
     <w:r>
       <w:tab/>
       <w:tab/>
-      <w:t>2026-06-06</w:t>
+      <w:t>2026-06-07</w:t>
       <w:br/>
       <w:br/>
     </w:r>

--- a/klagomål/A 5712-2026 FSC-klagomål.docx
+++ b/klagomål/A 5712-2026 FSC-klagomål.docx
@@ -810,7 +810,7 @@
     <w:r>
       <w:tab/>
       <w:tab/>
-      <w:t>2026-06-07</w:t>
+      <w:t>2026-06-08</w:t>
       <w:br/>
       <w:br/>
     </w:r>

--- a/klagomål/A 5712-2026 FSC-klagomål.docx
+++ b/klagomål/A 5712-2026 FSC-klagomål.docx
@@ -810,7 +810,7 @@
     <w:r>
       <w:tab/>
       <w:tab/>
-      <w:t>2026-06-08</w:t>
+      <w:t>2026-06-09</w:t>
       <w:br/>
       <w:br/>
     </w:r>

--- a/klagomål/A 5712-2026 FSC-klagomål.docx
+++ b/klagomål/A 5712-2026 FSC-klagomål.docx
@@ -810,7 +810,7 @@
     <w:r>
       <w:tab/>
       <w:tab/>
-      <w:t>2026-06-09</w:t>
+      <w:t>2026-06-10</w:t>
       <w:br/>
       <w:br/>
     </w:r>

--- a/klagomål/A 5712-2026 FSC-klagomål.docx
+++ b/klagomål/A 5712-2026 FSC-klagomål.docx
@@ -810,7 +810,7 @@
     <w:r>
       <w:tab/>
       <w:tab/>
-      <w:t>2026-06-10</w:t>
+      <w:t>2026-06-11</w:t>
       <w:br/>
       <w:br/>
     </w:r>

--- a/klagomål/A 5712-2026 FSC-klagomål.docx
+++ b/klagomål/A 5712-2026 FSC-klagomål.docx
@@ -810,7 +810,7 @@
     <w:r>
       <w:tab/>
       <w:tab/>
-      <w:t>2026-06-11</w:t>
+      <w:t>2026-06-12</w:t>
       <w:br/>
       <w:br/>
     </w:r>

--- a/klagomål/A 5712-2026 FSC-klagomål.docx
+++ b/klagomål/A 5712-2026 FSC-klagomål.docx
@@ -810,7 +810,7 @@
     <w:r>
       <w:tab/>
       <w:tab/>
-      <w:t>2026-06-12</w:t>
+      <w:t>2026-06-13</w:t>
       <w:br/>
       <w:br/>
     </w:r>

--- a/klagomål/A 5712-2026 FSC-klagomål.docx
+++ b/klagomål/A 5712-2026 FSC-klagomål.docx
@@ -810,7 +810,7 @@
     <w:r>
       <w:tab/>
       <w:tab/>
-      <w:t>2026-06-15</w:t>
+      <w:t>2026-06-16</w:t>
       <w:br/>
       <w:br/>
     </w:r>

--- a/klagomål/A 5712-2026 FSC-klagomål.docx
+++ b/klagomål/A 5712-2026 FSC-klagomål.docx
@@ -810,7 +810,7 @@
     <w:r>
       <w:tab/>
       <w:tab/>
-      <w:t>2026-06-16</w:t>
+      <w:t>2026-06-17</w:t>
       <w:br/>
       <w:br/>
     </w:r>

--- a/klagomål/A 5712-2026 FSC-klagomål.docx
+++ b/klagomål/A 5712-2026 FSC-klagomål.docx
@@ -1,6 +1,6 @@
 
 <file path=word/document.xml><?xml version="1.0" encoding="utf-8"?>
-<w:document xmlns:wpc="http://schemas.microsoft.com/office/word/2010/wordprocessingCanvas" xmlns:cx="http://schemas.microsoft.com/office/drawing/2014/chartex" xmlns:cx1="http://schemas.microsoft.com/office/drawing/2015/9/8/chartex" xmlns:cx2="http://schemas.microsoft.com/office/drawing/2015/10/21/chartex" xmlns:cx3="http://schemas.microsoft.com/office/drawing/2016/5/9/chartex" xmlns:cx4="http://schemas.microsoft.com/office/drawing/2016/5/10/chartex" xmlns:cx5="http://schemas.microsoft.com/office/drawing/2016/5/11/chartex" xmlns:cx6="http://schemas.microsoft.com/office/drawing/2016/5/12/chartex" xmlns:cx7="http://schemas.microsoft.com/office/drawing/2016/5/13/chartex" xmlns:cx8="http://schemas.microsoft.com/office/drawing/2016/5/14/chartex" xmlns:mc="http://schemas.openxmlformats.org/markup-compatibility/2006" xmlns:aink="http://schemas.microsoft.com/office/drawing/2016/ink" xmlns:am3d="http://schemas.microsoft.com/office/drawing/2017/model3d" xmlns:o="urn:schemas-microsoft-com:office:office" xmlns:oel="http://schemas.microsoft.com/office/2019/extlst" xmlns:r="http://schemas.openxmlformats.org/officeDocument/2006/relationships" xmlns:m="http://schemas.openxmlformats.org/officeDocument/2006/math" xmlns:v="urn:schemas-microsoft-com:vml" xmlns:wp14="http://schemas.microsoft.com/office/word/2010/wordprocessingDrawing" xmlns:wp="http://schemas.openxmlformats.org/drawingml/2006/wordprocessingDrawing" xmlns:w10="urn:schemas-microsoft-com:office:word" xmlns:w="http://schemas.openxmlformats.org/wordprocessingml/2006/main" xmlns:w14="http://schemas.microsoft.com/office/word/2010/wordml" xmlns:w15="http://schemas.microsoft.com/office/word/2012/wordml" xmlns:w16cex="http://schemas.microsoft.com/office/word/2018/wordml/cex" xmlns:w16cid="http://schemas.microsoft.com/office/word/2016/wordml/cid" xmlns:w16="http://schemas.microsoft.com/office/word/2018/wordml" xmlns:w16sdtdh="http://schemas.microsoft.com/office/word/2020/wordml/sdtdatahash" xmlns:w16se="http://schemas.microsoft.com/office/word/2015/wordml/symex" xmlns:wpg="http://schemas.microsoft.com/office/word/2010/wordprocessingGroup" xmlns:wpi="http://schemas.microsoft.com/office/word/2010/wordprocessingInk" xmlns:wne="http://schemas.microsoft.com/office/word/2006/wordml" xmlns:wps="http://schemas.microsoft.com/office/word/2010/wordprocessingShape" mc:Ignorable="w14 w15 w16se w16cid w16 w16cex w16sdtdh wp14">
+<w:document xmlns:wpc="http://schemas.microsoft.com/office/word/2010/wordprocessingCanvas" xmlns:cx="http://schemas.microsoft.com/office/drawing/2014/chartex" xmlns:cx1="http://schemas.microsoft.com/office/drawing/2015/9/8/chartex" xmlns:cx2="http://schemas.microsoft.com/office/drawing/2015/10/21/chartex" xmlns:cx3="http://schemas.microsoft.com/office/drawing/2016/5/9/chartex" xmlns:cx4="http://schemas.microsoft.com/office/drawing/2016/5/10/chartex" xmlns:cx5="http://schemas.microsoft.com/office/drawing/2016/5/11/chartex" xmlns:cx6="http://schemas.microsoft.com/office/drawing/2016/5/12/chartex" xmlns:cx7="http://schemas.microsoft.com/office/drawing/2016/5/13/chartex" xmlns:cx8="http://schemas.microsoft.com/office/drawing/2016/5/14/chartex" xmlns:mc="http://schemas.openxmlformats.org/markup-compatibility/2006" xmlns:aink="http://schemas.microsoft.com/office/drawing/2016/ink" xmlns:am3d="http://schemas.microsoft.com/office/drawing/2017/model3d" xmlns:o="urn:schemas-microsoft-com:office:office" xmlns:oel="http://schemas.microsoft.com/office/2019/extlst" xmlns:r="http://schemas.openxmlformats.org/officeDocument/2006/relationships" xmlns:m="http://schemas.openxmlformats.org/officeDocument/2006/math" xmlns:v="urn:schemas-microsoft-com:vml" xmlns:wp14="http://schemas.microsoft.com/office/word/2010/wordprocessingDrawing" xmlns:wp="http://schemas.openxmlformats.org/drawingml/2006/wordprocessingDrawing" xmlns:w10="urn:schemas-microsoft-com:office:word" xmlns:w="http://schemas.openxmlformats.org/wordprocessingml/2006/main" xmlns:w14="http://schemas.microsoft.com/office/word/2010/wordml" xmlns:w15="http://schemas.microsoft.com/office/word/2012/wordml" xmlns:w16cex="http://schemas.microsoft.com/office/word/2018/wordml/cex" xmlns:w16cid="http://schemas.microsoft.com/office/word/2016/wordml/cid" xmlns:w16="http://schemas.microsoft.com/office/word/2018/wordml" xmlns:w16du="http://schemas.microsoft.com/office/word/2023/wordml/word16du" xmlns:w16sdtdh="http://schemas.microsoft.com/office/word/2020/wordml/sdtdatahash" xmlns:w16sdtfl="http://schemas.microsoft.com/office/word/2024/wordml/sdtformatlock" xmlns:w16se="http://schemas.microsoft.com/office/word/2015/wordml/symex" xmlns:wpg="http://schemas.microsoft.com/office/word/2010/wordprocessingGroup" xmlns:wpi="http://schemas.microsoft.com/office/word/2010/wordprocessingInk" xmlns:wne="http://schemas.microsoft.com/office/word/2006/wordml" xmlns:wps="http://schemas.microsoft.com/office/word/2010/wordprocessingShape" mc:Ignorable="w14 w15 w16se w16cid w16 w16cex w16sdtdh w16sdtfl w16du wp14">
   <w:body>
     <w:p>
       <w:r>
@@ -168,7 +168,7 @@
     </w:p>
     <w:p>
       <w:r>
-        <w:t>Detta dokument behandlar höga naturvärden i avverkningsanmälan A 5712-2026 i Köpings kommun. Denna avverkningsanmälan inkom 2026-01-29 12:32:37 och omfattar 4,0 ha.</w:t>
+        <w:t>Detta dokument behandlar höga naturvärden i avverkningsanmälan A 5712-2026 i Köpings kommun som inkom 2026-01-29 och omfattar 4,0 ha.</w:t>
       </w:r>
     </w:p>
     <w:p>
@@ -191,12 +191,15 @@
     </w:p>
     <w:p>
       <w:r>
-        <w:t>I avverkningsanmälan har följande 1 naturvårdsarter hittats: tjäder (§4). För fridlysta arter anges även paragrafen i Artskyddsförordningen som arten är fridlyst enligt.</w:t>
+        <w:t>I och inom 7 meter från avverkningsanmälan har följande 4 naturvårdsarter hittats: kärrkammossa (S, T), tjäder (T, §4), större vattensalamander (§4a) och käppkrokmossa (§8). Arter som är signalarter enligt Skogsstyrelsen har markerats med (S). Typiska arter inom Natura 2000 som är kopplade till skogsekosystem har markerats med (T). För fridlysta arter anges även paragrafen i Artskyddsförordningen som arten är fridlyst enligt.</w:t>
       </w:r>
     </w:p>
     <w:p>
       <w:r>
-        <w:t>De påträffade naturvårdsarterna är ett tydligt kvitto på att detta rör sig om en skog med höga naturvärden. I Figur 1 visas en karta över det avverkningsanmälda området, där samtliga fyndplatser för naturvårdsarter som finns registrerade på Artportalen har markerats.</w:t>
+        <w:t>De påträffade naturvårdsarterna är ett tydligt kvitto på att det rör sig om en skog med höga naturvärden.</w:t>
+      </w:r>
+      <w:r>
+        <w:t xml:space="preserve"> I Figur 1 visas fyndplatser för naturvårdsarter i området, som finns registrerade på Artportalen.</w:t>
       </w:r>
     </w:p>
     <w:p>
@@ -206,7 +209,7 @@
       <w:r>
         <w:drawing>
           <wp:inline xmlns:a="http://schemas.openxmlformats.org/drawingml/2006/main" xmlns:pic="http://schemas.openxmlformats.org/drawingml/2006/picture">
-            <wp:extent cx="5486400" cy="4466421"/>
+            <wp:extent cx="5257967" cy="5688000"/>
             <wp:docPr id="1" name="Picture 1"/>
             <wp:cNvGraphicFramePr>
               <a:graphicFrameLocks noChangeAspect="1"/>
@@ -227,7 +230,7 @@
                   <pic:spPr>
                     <a:xfrm>
                       <a:off x="0" y="0"/>
-                      <a:ext cx="5486400" cy="4466421"/>
+                      <a:ext cx="5257967" cy="5688000"/>
                     </a:xfrm>
                     <a:prstGeom prst="rect"/>
                   </pic:spPr>
@@ -241,14 +244,15 @@
     <w:p>
       <w:pPr>
         <w:pStyle w:val="Caption"/>
+        <w:spacing w:after="240"/>
       </w:pPr>
       <w:r>
-        <w:t>Figur 1. Fyndplatser för naturvårdsarter i det avverkningsanmälda området (röd linje). Markörer utan svart kant är placerade på fyndplatsen. Markörer med svart kant är placerade vid sidan av fyndplatsen och har ett svart streck som visar fyndplatsens exakta position. Kartans mittpunktskoordinat är N 6613925, E 554405 i SWEREF 99 TM.</w:t>
+        <w:t>Figur 1. Fyndplatser för naturvårdsarter i och inom 7 meter från avverkningsanmälan (röd linje). Markörer utan svart kant är placerade på fyndplatsen. Markörer med svart kant är placerade vid sidan av fyndplatsen och har ett svart streck som visar fyndplatsens exakta position. Kartans mittpunktskoordinat är N 6613925, E 554405 i SWEREF 99 TM.</w:t>
       </w:r>
     </w:p>
     <w:p>
       <w:pPr>
-        <w:pStyle w:val="Heading1"/>
+        <w:pStyle w:val="Heading2"/>
       </w:pPr>
       <w:r>
         <w:t>Fridlysta arter</w:t>
@@ -256,7 +260,7 @@
     </w:p>
     <w:p>
       <w:r>
-        <w:t>Följande fridlysta arter har sina livsmiljöer och växtplatser i den avverkningsanmälda skogen: tjäder (§4).</w:t>
+        <w:t>Följande fridlysta arter har sina livsmiljöer och växtplatser i den avverkningsanmälda skogen: tjäder (T, §4), större vattensalamander (§4a) och käppkrokmossa (§8).</w:t>
       </w:r>
     </w:p>
     <w:p>
@@ -271,6 +275,17 @@
       </w:r>
       <w:r>
         <w:t>(artikel 1). Vidare att de åtgärder som vidtas inte får leda till en försämring av den nuvarande situationen beträffande bevarandet av de fågelarter som avses i artikel 1 (artikel 13). Fågeldirektivet är styrande för tillsynsansvariga myndigheters ärendehantering, ställningstaganden och beslutsfattande.</w:t>
+      </w:r>
+    </w:p>
+    <w:p>
+      <w:r>
+        <w:rPr>
+          <w:b/>
+        </w:rPr>
+        <w:t xml:space="preserve">Större vattensalamander (§4a) </w:t>
+      </w:r>
+      <w:r>
+        <w:t>är strikt skyddad enligt EU:s art- och habitatdirektiv vilket innebär att hela dess livsmiljö ska bevaras.  Med undantag från lekperioden lever den större vattensalamandern på land och i skogslandskapet hittar man den framför allt i äldre skog med stor strukturell variation och gott om död ved där djuren håller till under murkna trädstammar och stubbar, i smågnagargångar, under mossbeklädda stenar och i blockterräng. Vuxna salamandrar har konstaterats uppehålla sig inom 300 meter från lekvattnet och finska studier antyder att det behövs åtminstone ett hektar lämplig landmiljö nära lekvattnet. Avverkning invid lekvatten bör helt undvikas i skogsområden som bedöms kunna utgöra landhabitat för arten och skogsområdena bör säkras och skötas på ett för arten optimalt sätt genom att t.ex. minimera gallring och avverkning och låta andelen löv öka (SLU Artdatabanken, 2024; Skogsstyrelsen, 2016; Malmgren, 2007).</w:t>
       </w:r>
     </w:p>
     <w:p>
@@ -305,6 +320,43 @@
     <w:p>
       <w:r>
         <w:t>I BILAGA 1 finns mer detaljerad information om ekologi samt krav på livsmiljö hos fridlysta arter.</w:t>
+      </w:r>
+    </w:p>
+    <w:p>
+      <w:pPr>
+        <w:pStyle w:val="Heading2"/>
+      </w:pPr>
+      <w:r>
+        <w:t>Övriga naturvårdsarter</w:t>
+      </w:r>
+    </w:p>
+    <w:p>
+      <w:r>
+        <w:rPr>
+          <w:b/>
+        </w:rPr>
+        <w:t xml:space="preserve">Kärrkammossa </w:t>
+      </w:r>
+      <w:r>
+        <w:t xml:space="preserve">signalerar höga naturvärden i södra Sverige och är typisk art för </w:t>
+      </w:r>
+      <w:r>
+        <w:rPr>
+          <w:i/>
+        </w:rPr>
+        <w:t xml:space="preserve">9080 Lövsumpskog, 7310 Aapamyrar </w:t>
+      </w:r>
+      <w:r>
+        <w:t xml:space="preserve">och </w:t>
+      </w:r>
+      <w:r>
+        <w:rPr>
+          <w:i/>
+        </w:rPr>
+        <w:t xml:space="preserve">7140 Öppna mossar och kärr </w:t>
+      </w:r>
+      <w:r>
+        <w:t>(Nitare &amp; Skogsstyrelsen, 2019; SLU Artdatabanken, 2025).</w:t>
       </w:r>
     </w:p>
     <w:p>
@@ -413,7 +465,7 @@
         <w:rPr>
           <w:i/>
         </w:rPr>
-        <w:t>I det avverkningsanmälda skogsområdet har 1 naturvårdsarter varav 0 rödlistade arter sina livsmiljöer och växtplatser.</w:t>
+        <w:t>I det avverkningsanmälda skogsområdet har 4 naturvårdsarter varav 0 rödlistade arter sina livsmiljöer och växtplatser.</w:t>
       </w:r>
     </w:p>
     <w:p>
@@ -618,6 +670,94 @@
         <w:pStyle w:val="Heading1"/>
       </w:pPr>
       <w:r>
+        <w:t>Större vattensalamander – ekologi samt krav på livsmiljön</w:t>
+      </w:r>
+    </w:p>
+    <w:p>
+      <w:r>
+        <w:t>Större vattensalamander (§4a) är strikt skyddad enligt EU:s art- och habitatdirektiv vilket innebär att hela dess livsmiljö ska bevaras. Bevarandestatusen inom habitatdirektivet är dålig med negativ trend och arten omfattas av åtgärdsprogram för hotade arter (ÅGP). Arten förekommer i Götaland, större delen av Svealand, samt sparsamt i södra Norrlands kustland till södra Ångermanland. Med undantag från lekperioden lever den större vattensalamandern på land. I skogslandskapet hittar man den framför allt i äldre skog med stor strukturell variation och gott om död ved där djuren håller till under murkna trädstammar och stubbar, i smågnagargångar, under mossbeklädda stenar och i blockterräng, vanligen i fuktig huvudsakligen lövdominerad skog. I bl.a. mellersta och norra Värmlands skogsbygder, samt möjligen även i Bergslagen och Dalarna, förekommer arten i flera dystrofa tjärnar som delvis omges av vitmossegungfly samt äldre granblandskog. Större vattensalamander är känslig för uttorkning och undviker nya hyggen och andra öppna och torra miljöer, liksom tät ungskog utan fukthållande markskikt. Avverkning invid lekvatten bör helt undvikas i skogsområden som bedöms kunna utgöra landhabitat för arten och skogsområdena bör säkras och skötas på ett för arten optimalt sätt genom att t.ex. minimera gallring och avverkning och låta andelen löv öka (SLU Artdatabanken, 2024; Skogsstyrelsen, 2016; Malmgren, 2007).</w:t>
+      </w:r>
+    </w:p>
+    <w:p>
+      <w:r>
+        <w:t>Starka populationer av större vattensalamander hittar man främst i ”småvattenlandskap”, alltså områden med en mosaik av lämpliga lekvatten och närliggande lämpliga landmiljöer. Det finns dock många exempel på isolerade lekvatten i skogstjärnar som hyser livskraftiga bestånd. Vuxna salamandrar har konstaterats uppehålla sig inom 300 meter från lekvattnet, men förflyttningar längre än en kilometer har noterats. Sannolikt kan framförallt unga individer sprida sig längre sträckor men kunskapen om deras spridningspotential är liten. Radiosändarstudier i Sverige och Frankrike har visat att djuren tycks vara mycket specifika i val av landmiljö samt att de har relativt små hemområden och vanligtvis inte vandrar så långt från sin hemdamm. En majoritet av individerna i en population tycks vandra mellan 10–100 m från det småvatten de reproducerar sig i, detta under förutsättning att lämpliga landmiljöer finns inom detta avstånd. Finska studier antyder att det behövs åtminstone ett hektar lämplig landmiljö nära lekvattnet (SLU Artdatabanken, 2024; Skogsstyrelsen, 2016; Malmgren, 2007).</w:t>
+      </w:r>
+    </w:p>
+    <w:p>
+      <w:r>
+        <w:t>Den större vattensalamandern har under de senaste decennierna försvunnit från många lokaler utan att orsakerna därtill är exakt kända. Habitatförstöring anses utgöra den främsta orsaken till den observerade tendensen. Sannolikt utgör artens starka beroende av ett komplext småvattenlandskap – rika akvatiska miljöer sammanbundna med äldre skog via goda spridningsvägar – en stor del av förklaringen. Småvatten och lövskog med stor mängd död ved hör till de biotoper som i högst frekvens omdanats i 1900-talets landskapsförändring. Områden där båda dessa biotoper finns samlade är därför få. Dagens skogsbruk med korta omloppstider och mer ensartade bestånd leder till såväl minskad tillgång på lämpliga landmiljöer som försämrade spridningsmöjligheter. Bortröjning och bortgallring av lövträd, överföring av lövskog till barrskog, och bortrensning av död ved och olika former av markberedning påverkar kvaliteten på landmiljöerna negativt (SLU Artdatabanken, 2024; Skogsstyrelsen, 2016; Malmgren, 2007).</w:t>
+      </w:r>
+    </w:p>
+    <w:p>
+      <w:r>
+        <w:t>Mycket pekar på att den större vattensalamandern kräver fungerande metapopulationsdynamik för långsiktig överlevnad i ett givet område. Vidare kan kravet på stabila landmiljöer vara ytterligare en faktor som gör arten särskilt känslig för störningar, exempelvis avverkning, i denna miljö. Som en följd av nämnda negativa faktorer hotas arten av fragmenteringseffekter. Dess spridningsförmåga är begränsad och om avstånden mellan lämpliga biotoper (och lekvatten) blir för stora isoleras populationerna med stor risk för lokalt utdöende som följd av slumpmässiga, miljöbetingade eller demografiska faktorer. I England har föreslagits att dammtätheten bör vara minst 0,7 dammar/km2 för att arten ska kunna sprida sig i tillräcklig utsträckning mellan lekvattnen. Goda förutsättningar för långsiktig överlevnad nås dock först vid dammtätheter närmare 4 dammar/km2, vilket studier från både England och Frankrike visat. (SLU Artdatabanken, 2024; Malmgren, 2007).</w:t>
+      </w:r>
+    </w:p>
+    <w:p>
+      <w:r>
+        <w:t>Arten är beroende av förstärkt hänsyn. Fokus ska ligga på att bevara solbelysta småvatten för lek och fuktiga skogspartier för födosök och övervintring. Sväm- och sumpskog runt lekvattnen ska alltid sparas, liksom lämpliga födosöksmiljöer. För att skydda landmiljöerna och minska risken för negativ påverkan på vattenmiljön bör en tillräckligt bred kantzon med skog sparas runt lekvattnet. Det är viktigt att säkerställa att djuren obehindrat kan röra sig mellan lekvattnet och lämpliga födosöks- och uppväxtmiljöer. För att undvika att lokala populationer isoleras är det viktigt att inte skära av spridningsvägar och försvåra kontakt och spridning mellan befintliga och potentiella lekvatten. (Skogsstyrelsen, 2016; SLU Artdatabanken, 2024; Malmgren, 2007).</w:t>
+      </w:r>
+    </w:p>
+    <w:p>
+      <w:r>
+        <w:t>Förekomster som befinns vara isolerade från andra populationer bör ges såväl skydd som omedelbara skötselåtgärder där särskild hänsyn tas till arten. Områden med lämpliga skogsområden och många småvatten där reproduktion äger rum, d.v.s. där många förekomster är samlade i ett begränsat område (metapopulationer), är av särskilt stort bevarandevärde och bör ges prioriterat skydd. Sannolikt har den större vattensalamanderns känslighet för störningar i dess miljöer underskattats, och om inte situationen förbättras kan artens hotstatus inom kort behöva uppgraderas. (SLU Artdatabanken, 2024).</w:t>
+      </w:r>
+    </w:p>
+    <w:p>
+      <w:pPr>
+        <w:pStyle w:val="Heading2"/>
+      </w:pPr>
+      <w:r>
+        <w:t>Referenser – större vattensalamander</w:t>
+      </w:r>
+    </w:p>
+    <w:p>
+      <w:r>
+        <w:t xml:space="preserve">Malmgren, J., 2007. </w:t>
+      </w:r>
+      <w:r>
+        <w:rPr>
+          <w:i/>
+        </w:rPr>
+        <w:t>Åtgärdsprogram för bevarande av större vattensalamander och dess livsmiljöer (Triturus cristatus).</w:t>
+      </w:r>
+      <w:r>
+        <w:t xml:space="preserve"> Rapport: 5636.  Naturvårdsverket. https://assets.artdatabanken.se/pdf/59197.pdf</w:t>
+      </w:r>
+    </w:p>
+    <w:p>
+      <w:r>
+        <w:t xml:space="preserve">Skogsstyrelsen, 2016. </w:t>
+      </w:r>
+      <w:r>
+        <w:rPr>
+          <w:i/>
+        </w:rPr>
+        <w:t xml:space="preserve">Vägledning för hänsyn till större vattensalamander. </w:t>
+      </w:r>
+      <w:r>
+        <w:t>Vägledningar och kunskapsstöd artskydd - Skogsstyrelsen</w:t>
+      </w:r>
+    </w:p>
+    <w:p>
+      <w:r>
+        <w:t>SLU Artdatabanken, 2024.</w:t>
+      </w:r>
+      <w:r>
+        <w:rPr>
+          <w:i/>
+        </w:rPr>
+        <w:t xml:space="preserve">  Artfakta: större vattensalamander (Triturus cristatus). </w:t>
+      </w:r>
+      <w:r>
+        <w:t>https://artfakta.se/taxa/100141</w:t>
+      </w:r>
+    </w:p>
+    <w:p>
+      <w:pPr>
+        <w:pStyle w:val="Heading1"/>
+      </w:pPr>
+      <w:r>
         <w:t>Tjäder – ekologi samt krav på livsmiljön</w:t>
       </w:r>
     </w:p>
@@ -700,7 +840,7 @@
 </file>
 
 <file path=word/endnotes.xml><?xml version="1.0" encoding="utf-8"?>
-<w:endnotes xmlns:wpc="http://schemas.microsoft.com/office/word/2010/wordprocessingCanvas" xmlns:cx="http://schemas.microsoft.com/office/drawing/2014/chartex" xmlns:cx1="http://schemas.microsoft.com/office/drawing/2015/9/8/chartex" xmlns:cx2="http://schemas.microsoft.com/office/drawing/2015/10/21/chartex" xmlns:cx3="http://schemas.microsoft.com/office/drawing/2016/5/9/chartex" xmlns:cx4="http://schemas.microsoft.com/office/drawing/2016/5/10/chartex" xmlns:cx5="http://schemas.microsoft.com/office/drawing/2016/5/11/chartex" xmlns:cx6="http://schemas.microsoft.com/office/drawing/2016/5/12/chartex" xmlns:cx7="http://schemas.microsoft.com/office/drawing/2016/5/13/chartex" xmlns:cx8="http://schemas.microsoft.com/office/drawing/2016/5/14/chartex" xmlns:mc="http://schemas.openxmlformats.org/markup-compatibility/2006" xmlns:aink="http://schemas.microsoft.com/office/drawing/2016/ink" xmlns:am3d="http://schemas.microsoft.com/office/drawing/2017/model3d" xmlns:o="urn:schemas-microsoft-com:office:office" xmlns:oel="http://schemas.microsoft.com/office/2019/extlst" xmlns:r="http://schemas.openxmlformats.org/officeDocument/2006/relationships" xmlns:m="http://schemas.openxmlformats.org/officeDocument/2006/math" xmlns:v="urn:schemas-microsoft-com:vml" xmlns:wp14="http://schemas.microsoft.com/office/word/2010/wordprocessingDrawing" xmlns:wp="http://schemas.openxmlformats.org/drawingml/2006/wordprocessingDrawing" xmlns:w10="urn:schemas-microsoft-com:office:word" xmlns:w="http://schemas.openxmlformats.org/wordprocessingml/2006/main" xmlns:w14="http://schemas.microsoft.com/office/word/2010/wordml" xmlns:w15="http://schemas.microsoft.com/office/word/2012/wordml" xmlns:w16cex="http://schemas.microsoft.com/office/word/2018/wordml/cex" xmlns:w16cid="http://schemas.microsoft.com/office/word/2016/wordml/cid" xmlns:w16="http://schemas.microsoft.com/office/word/2018/wordml" xmlns:w16sdtdh="http://schemas.microsoft.com/office/word/2020/wordml/sdtdatahash" xmlns:w16se="http://schemas.microsoft.com/office/word/2015/wordml/symex" xmlns:wpg="http://schemas.microsoft.com/office/word/2010/wordprocessingGroup" xmlns:wpi="http://schemas.microsoft.com/office/word/2010/wordprocessingInk" xmlns:wne="http://schemas.microsoft.com/office/word/2006/wordml" xmlns:wps="http://schemas.microsoft.com/office/word/2010/wordprocessingShape" mc:Ignorable="w14 w15 w16se w16cid w16 w16cex w16sdtdh wp14">
+<w:endnotes xmlns:wpc="http://schemas.microsoft.com/office/word/2010/wordprocessingCanvas" xmlns:cx="http://schemas.microsoft.com/office/drawing/2014/chartex" xmlns:cx1="http://schemas.microsoft.com/office/drawing/2015/9/8/chartex" xmlns:cx2="http://schemas.microsoft.com/office/drawing/2015/10/21/chartex" xmlns:cx3="http://schemas.microsoft.com/office/drawing/2016/5/9/chartex" xmlns:cx4="http://schemas.microsoft.com/office/drawing/2016/5/10/chartex" xmlns:cx5="http://schemas.microsoft.com/office/drawing/2016/5/11/chartex" xmlns:cx6="http://schemas.microsoft.com/office/drawing/2016/5/12/chartex" xmlns:cx7="http://schemas.microsoft.com/office/drawing/2016/5/13/chartex" xmlns:cx8="http://schemas.microsoft.com/office/drawing/2016/5/14/chartex" xmlns:mc="http://schemas.openxmlformats.org/markup-compatibility/2006" xmlns:aink="http://schemas.microsoft.com/office/drawing/2016/ink" xmlns:am3d="http://schemas.microsoft.com/office/drawing/2017/model3d" xmlns:o="urn:schemas-microsoft-com:office:office" xmlns:oel="http://schemas.microsoft.com/office/2019/extlst" xmlns:r="http://schemas.openxmlformats.org/officeDocument/2006/relationships" xmlns:m="http://schemas.openxmlformats.org/officeDocument/2006/math" xmlns:v="urn:schemas-microsoft-com:vml" xmlns:wp14="http://schemas.microsoft.com/office/word/2010/wordprocessingDrawing" xmlns:wp="http://schemas.openxmlformats.org/drawingml/2006/wordprocessingDrawing" xmlns:w10="urn:schemas-microsoft-com:office:word" xmlns:w="http://schemas.openxmlformats.org/wordprocessingml/2006/main" xmlns:w14="http://schemas.microsoft.com/office/word/2010/wordml" xmlns:w15="http://schemas.microsoft.com/office/word/2012/wordml" xmlns:w16cex="http://schemas.microsoft.com/office/word/2018/wordml/cex" xmlns:w16cid="http://schemas.microsoft.com/office/word/2016/wordml/cid" xmlns:w16="http://schemas.microsoft.com/office/word/2018/wordml" xmlns:w16du="http://schemas.microsoft.com/office/word/2023/wordml/word16du" xmlns:w16sdtdh="http://schemas.microsoft.com/office/word/2020/wordml/sdtdatahash" xmlns:w16sdtfl="http://schemas.microsoft.com/office/word/2024/wordml/sdtformatlock" xmlns:w16se="http://schemas.microsoft.com/office/word/2015/wordml/symex" xmlns:wpg="http://schemas.microsoft.com/office/word/2010/wordprocessingGroup" xmlns:wpi="http://schemas.microsoft.com/office/word/2010/wordprocessingInk" xmlns:wne="http://schemas.microsoft.com/office/word/2006/wordml" xmlns:wps="http://schemas.microsoft.com/office/word/2010/wordprocessingShape" mc:Ignorable="w14 w15 w16se w16cid w16 w16cex w16sdtdh w16sdtfl w16du wp14">
   <w:endnote w:type="separator" w:id="-1">
     <w:p>
       <w:pPr>
@@ -725,7 +865,7 @@
 </file>
 
 <file path=word/footer1.xml><?xml version="1.0" encoding="utf-8"?>
-<w:ftr xmlns:wpc="http://schemas.microsoft.com/office/word/2010/wordprocessingCanvas" xmlns:cx="http://schemas.microsoft.com/office/drawing/2014/chartex" xmlns:cx1="http://schemas.microsoft.com/office/drawing/2015/9/8/chartex" xmlns:cx2="http://schemas.microsoft.com/office/drawing/2015/10/21/chartex" xmlns:cx3="http://schemas.microsoft.com/office/drawing/2016/5/9/chartex" xmlns:cx4="http://schemas.microsoft.com/office/drawing/2016/5/10/chartex" xmlns:cx5="http://schemas.microsoft.com/office/drawing/2016/5/11/chartex" xmlns:cx6="http://schemas.microsoft.com/office/drawing/2016/5/12/chartex" xmlns:cx7="http://schemas.microsoft.com/office/drawing/2016/5/13/chartex" xmlns:cx8="http://schemas.microsoft.com/office/drawing/2016/5/14/chartex" xmlns:mc="http://schemas.openxmlformats.org/markup-compatibility/2006" xmlns:aink="http://schemas.microsoft.com/office/drawing/2016/ink" xmlns:am3d="http://schemas.microsoft.com/office/drawing/2017/model3d" xmlns:o="urn:schemas-microsoft-com:office:office" xmlns:oel="http://schemas.microsoft.com/office/2019/extlst" xmlns:r="http://schemas.openxmlformats.org/officeDocument/2006/relationships" xmlns:m="http://schemas.openxmlformats.org/officeDocument/2006/math" xmlns:v="urn:schemas-microsoft-com:vml" xmlns:wp14="http://schemas.microsoft.com/office/word/2010/wordprocessingDrawing" xmlns:wp="http://schemas.openxmlformats.org/drawingml/2006/wordprocessingDrawing" xmlns:w10="urn:schemas-microsoft-com:office:word" xmlns:w="http://schemas.openxmlformats.org/wordprocessingml/2006/main" xmlns:w14="http://schemas.microsoft.com/office/word/2010/wordml" xmlns:w15="http://schemas.microsoft.com/office/word/2012/wordml" xmlns:w16cex="http://schemas.microsoft.com/office/word/2018/wordml/cex" xmlns:w16cid="http://schemas.microsoft.com/office/word/2016/wordml/cid" xmlns:w16="http://schemas.microsoft.com/office/word/2018/wordml" xmlns:w16sdtdh="http://schemas.microsoft.com/office/word/2020/wordml/sdtdatahash" xmlns:w16se="http://schemas.microsoft.com/office/word/2015/wordml/symex" xmlns:wpg="http://schemas.microsoft.com/office/word/2010/wordprocessingGroup" xmlns:wpi="http://schemas.microsoft.com/office/word/2010/wordprocessingInk" xmlns:wne="http://schemas.microsoft.com/office/word/2006/wordml" xmlns:wps="http://schemas.microsoft.com/office/word/2010/wordprocessingShape" mc:Ignorable="w14 w15 w16se w16cid w16 w16cex w16sdtdh wp14">
+<w:ftr xmlns:wpc="http://schemas.microsoft.com/office/word/2010/wordprocessingCanvas" xmlns:cx="http://schemas.microsoft.com/office/drawing/2014/chartex" xmlns:cx1="http://schemas.microsoft.com/office/drawing/2015/9/8/chartex" xmlns:cx2="http://schemas.microsoft.com/office/drawing/2015/10/21/chartex" xmlns:cx3="http://schemas.microsoft.com/office/drawing/2016/5/9/chartex" xmlns:cx4="http://schemas.microsoft.com/office/drawing/2016/5/10/chartex" xmlns:cx5="http://schemas.microsoft.com/office/drawing/2016/5/11/chartex" xmlns:cx6="http://schemas.microsoft.com/office/drawing/2016/5/12/chartex" xmlns:cx7="http://schemas.microsoft.com/office/drawing/2016/5/13/chartex" xmlns:cx8="http://schemas.microsoft.com/office/drawing/2016/5/14/chartex" xmlns:mc="http://schemas.openxmlformats.org/markup-compatibility/2006" xmlns:aink="http://schemas.microsoft.com/office/drawing/2016/ink" xmlns:am3d="http://schemas.microsoft.com/office/drawing/2017/model3d" xmlns:o="urn:schemas-microsoft-com:office:office" xmlns:oel="http://schemas.microsoft.com/office/2019/extlst" xmlns:r="http://schemas.openxmlformats.org/officeDocument/2006/relationships" xmlns:m="http://schemas.openxmlformats.org/officeDocument/2006/math" xmlns:v="urn:schemas-microsoft-com:vml" xmlns:wp14="http://schemas.microsoft.com/office/word/2010/wordprocessingDrawing" xmlns:wp="http://schemas.openxmlformats.org/drawingml/2006/wordprocessingDrawing" xmlns:w10="urn:schemas-microsoft-com:office:word" xmlns:w="http://schemas.openxmlformats.org/wordprocessingml/2006/main" xmlns:w14="http://schemas.microsoft.com/office/word/2010/wordml" xmlns:w15="http://schemas.microsoft.com/office/word/2012/wordml" xmlns:w16cex="http://schemas.microsoft.com/office/word/2018/wordml/cex" xmlns:w16cid="http://schemas.microsoft.com/office/word/2016/wordml/cid" xmlns:w16="http://schemas.microsoft.com/office/word/2018/wordml" xmlns:w16du="http://schemas.microsoft.com/office/word/2023/wordml/word16du" xmlns:w16sdtdh="http://schemas.microsoft.com/office/word/2020/wordml/sdtdatahash" xmlns:w16sdtfl="http://schemas.microsoft.com/office/word/2024/wordml/sdtformatlock" xmlns:w16se="http://schemas.microsoft.com/office/word/2015/wordml/symex" xmlns:wpg="http://schemas.microsoft.com/office/word/2010/wordprocessingGroup" xmlns:wpi="http://schemas.microsoft.com/office/word/2010/wordprocessingInk" xmlns:wne="http://schemas.microsoft.com/office/word/2006/wordml" xmlns:wps="http://schemas.microsoft.com/office/word/2010/wordprocessingShape" mc:Ignorable="w14 w15 w16se w16cid w16 w16cex w16sdtdh w16sdtfl w16du wp14">
   <w:p>
     <w:pPr>
       <w:pStyle w:val="Footer"/>
@@ -735,7 +875,7 @@
 </file>
 
 <file path=word/footer2.xml><?xml version="1.0" encoding="utf-8"?>
-<w:ftr xmlns:wpc="http://schemas.microsoft.com/office/word/2010/wordprocessingCanvas" xmlns:cx="http://schemas.microsoft.com/office/drawing/2014/chartex" xmlns:cx1="http://schemas.microsoft.com/office/drawing/2015/9/8/chartex" xmlns:cx2="http://schemas.microsoft.com/office/drawing/2015/10/21/chartex" xmlns:cx3="http://schemas.microsoft.com/office/drawing/2016/5/9/chartex" xmlns:cx4="http://schemas.microsoft.com/office/drawing/2016/5/10/chartex" xmlns:cx5="http://schemas.microsoft.com/office/drawing/2016/5/11/chartex" xmlns:cx6="http://schemas.microsoft.com/office/drawing/2016/5/12/chartex" xmlns:cx7="http://schemas.microsoft.com/office/drawing/2016/5/13/chartex" xmlns:cx8="http://schemas.microsoft.com/office/drawing/2016/5/14/chartex" xmlns:mc="http://schemas.openxmlformats.org/markup-compatibility/2006" xmlns:aink="http://schemas.microsoft.com/office/drawing/2016/ink" xmlns:am3d="http://schemas.microsoft.com/office/drawing/2017/model3d" xmlns:o="urn:schemas-microsoft-com:office:office" xmlns:oel="http://schemas.microsoft.com/office/2019/extlst" xmlns:r="http://schemas.openxmlformats.org/officeDocument/2006/relationships" xmlns:m="http://schemas.openxmlformats.org/officeDocument/2006/math" xmlns:v="urn:schemas-microsoft-com:vml" xmlns:wp14="http://schemas.microsoft.com/office/word/2010/wordprocessingDrawing" xmlns:wp="http://schemas.openxmlformats.org/drawingml/2006/wordprocessingDrawing" xmlns:w10="urn:schemas-microsoft-com:office:word" xmlns:w="http://schemas.openxmlformats.org/wordprocessingml/2006/main" xmlns:w14="http://schemas.microsoft.com/office/word/2010/wordml" xmlns:w15="http://schemas.microsoft.com/office/word/2012/wordml" xmlns:w16cex="http://schemas.microsoft.com/office/word/2018/wordml/cex" xmlns:w16cid="http://schemas.microsoft.com/office/word/2016/wordml/cid" xmlns:w16="http://schemas.microsoft.com/office/word/2018/wordml" xmlns:w16sdtdh="http://schemas.microsoft.com/office/word/2020/wordml/sdtdatahash" xmlns:w16se="http://schemas.microsoft.com/office/word/2015/wordml/symex" xmlns:wpg="http://schemas.microsoft.com/office/word/2010/wordprocessingGroup" xmlns:wpi="http://schemas.microsoft.com/office/word/2010/wordprocessingInk" xmlns:wne="http://schemas.microsoft.com/office/word/2006/wordml" xmlns:wps="http://schemas.microsoft.com/office/word/2010/wordprocessingShape" mc:Ignorable="w14 w15 w16se w16cid w16 w16cex w16sdtdh wp14">
+<w:ftr xmlns:wpc="http://schemas.microsoft.com/office/word/2010/wordprocessingCanvas" xmlns:cx="http://schemas.microsoft.com/office/drawing/2014/chartex" xmlns:cx1="http://schemas.microsoft.com/office/drawing/2015/9/8/chartex" xmlns:cx2="http://schemas.microsoft.com/office/drawing/2015/10/21/chartex" xmlns:cx3="http://schemas.microsoft.com/office/drawing/2016/5/9/chartex" xmlns:cx4="http://schemas.microsoft.com/office/drawing/2016/5/10/chartex" xmlns:cx5="http://schemas.microsoft.com/office/drawing/2016/5/11/chartex" xmlns:cx6="http://schemas.microsoft.com/office/drawing/2016/5/12/chartex" xmlns:cx7="http://schemas.microsoft.com/office/drawing/2016/5/13/chartex" xmlns:cx8="http://schemas.microsoft.com/office/drawing/2016/5/14/chartex" xmlns:mc="http://schemas.openxmlformats.org/markup-compatibility/2006" xmlns:aink="http://schemas.microsoft.com/office/drawing/2016/ink" xmlns:am3d="http://schemas.microsoft.com/office/drawing/2017/model3d" xmlns:o="urn:schemas-microsoft-com:office:office" xmlns:oel="http://schemas.microsoft.com/office/2019/extlst" xmlns:r="http://schemas.openxmlformats.org/officeDocument/2006/relationships" xmlns:m="http://schemas.openxmlformats.org/officeDocument/2006/math" xmlns:v="urn:schemas-microsoft-com:vml" xmlns:wp14="http://schemas.microsoft.com/office/word/2010/wordprocessingDrawing" xmlns:wp="http://schemas.openxmlformats.org/drawingml/2006/wordprocessingDrawing" xmlns:w10="urn:schemas-microsoft-com:office:word" xmlns:w="http://schemas.openxmlformats.org/wordprocessingml/2006/main" xmlns:w14="http://schemas.microsoft.com/office/word/2010/wordml" xmlns:w15="http://schemas.microsoft.com/office/word/2012/wordml" xmlns:w16cex="http://schemas.microsoft.com/office/word/2018/wordml/cex" xmlns:w16cid="http://schemas.microsoft.com/office/word/2016/wordml/cid" xmlns:w16="http://schemas.microsoft.com/office/word/2018/wordml" xmlns:w16du="http://schemas.microsoft.com/office/word/2023/wordml/word16du" xmlns:w16sdtdh="http://schemas.microsoft.com/office/word/2020/wordml/sdtdatahash" xmlns:w16sdtfl="http://schemas.microsoft.com/office/word/2024/wordml/sdtformatlock" xmlns:w16se="http://schemas.microsoft.com/office/word/2015/wordml/symex" xmlns:wpg="http://schemas.microsoft.com/office/word/2010/wordprocessingGroup" xmlns:wpi="http://schemas.microsoft.com/office/word/2010/wordprocessingInk" xmlns:wne="http://schemas.microsoft.com/office/word/2006/wordml" xmlns:wps="http://schemas.microsoft.com/office/word/2010/wordprocessingShape" mc:Ignorable="w14 w15 w16se w16cid w16 w16cex w16sdtdh w16sdtfl w16du wp14">
   <w:p>
     <w:pPr>
       <w:pStyle w:val="Footer"/>
@@ -745,7 +885,7 @@
 </file>
 
 <file path=word/footer3.xml><?xml version="1.0" encoding="utf-8"?>
-<w:ftr xmlns:wpc="http://schemas.microsoft.com/office/word/2010/wordprocessingCanvas" xmlns:cx="http://schemas.microsoft.com/office/drawing/2014/chartex" xmlns:cx1="http://schemas.microsoft.com/office/drawing/2015/9/8/chartex" xmlns:cx2="http://schemas.microsoft.com/office/drawing/2015/10/21/chartex" xmlns:cx3="http://schemas.microsoft.com/office/drawing/2016/5/9/chartex" xmlns:cx4="http://schemas.microsoft.com/office/drawing/2016/5/10/chartex" xmlns:cx5="http://schemas.microsoft.com/office/drawing/2016/5/11/chartex" xmlns:cx6="http://schemas.microsoft.com/office/drawing/2016/5/12/chartex" xmlns:cx7="http://schemas.microsoft.com/office/drawing/2016/5/13/chartex" xmlns:cx8="http://schemas.microsoft.com/office/drawing/2016/5/14/chartex" xmlns:mc="http://schemas.openxmlformats.org/markup-compatibility/2006" xmlns:aink="http://schemas.microsoft.com/office/drawing/2016/ink" xmlns:am3d="http://schemas.microsoft.com/office/drawing/2017/model3d" xmlns:o="urn:schemas-microsoft-com:office:office" xmlns:oel="http://schemas.microsoft.com/office/2019/extlst" xmlns:r="http://schemas.openxmlformats.org/officeDocument/2006/relationships" xmlns:m="http://schemas.openxmlformats.org/officeDocument/2006/math" xmlns:v="urn:schemas-microsoft-com:vml" xmlns:wp14="http://schemas.microsoft.com/office/word/2010/wordprocessingDrawing" xmlns:wp="http://schemas.openxmlformats.org/drawingml/2006/wordprocessingDrawing" xmlns:w10="urn:schemas-microsoft-com:office:word" xmlns:w="http://schemas.openxmlformats.org/wordprocessingml/2006/main" xmlns:w14="http://schemas.microsoft.com/office/word/2010/wordml" xmlns:w15="http://schemas.microsoft.com/office/word/2012/wordml" xmlns:w16cex="http://schemas.microsoft.com/office/word/2018/wordml/cex" xmlns:w16cid="http://schemas.microsoft.com/office/word/2016/wordml/cid" xmlns:w16="http://schemas.microsoft.com/office/word/2018/wordml" xmlns:w16sdtdh="http://schemas.microsoft.com/office/word/2020/wordml/sdtdatahash" xmlns:w16se="http://schemas.microsoft.com/office/word/2015/wordml/symex" xmlns:wpg="http://schemas.microsoft.com/office/word/2010/wordprocessingGroup" xmlns:wpi="http://schemas.microsoft.com/office/word/2010/wordprocessingInk" xmlns:wne="http://schemas.microsoft.com/office/word/2006/wordml" xmlns:wps="http://schemas.microsoft.com/office/word/2010/wordprocessingShape" mc:Ignorable="w14 w15 w16se w16cid w16 w16cex w16sdtdh wp14">
+<w:ftr xmlns:wpc="http://schemas.microsoft.com/office/word/2010/wordprocessingCanvas" xmlns:cx="http://schemas.microsoft.com/office/drawing/2014/chartex" xmlns:cx1="http://schemas.microsoft.com/office/drawing/2015/9/8/chartex" xmlns:cx2="http://schemas.microsoft.com/office/drawing/2015/10/21/chartex" xmlns:cx3="http://schemas.microsoft.com/office/drawing/2016/5/9/chartex" xmlns:cx4="http://schemas.microsoft.com/office/drawing/2016/5/10/chartex" xmlns:cx5="http://schemas.microsoft.com/office/drawing/2016/5/11/chartex" xmlns:cx6="http://schemas.microsoft.com/office/drawing/2016/5/12/chartex" xmlns:cx7="http://schemas.microsoft.com/office/drawing/2016/5/13/chartex" xmlns:cx8="http://schemas.microsoft.com/office/drawing/2016/5/14/chartex" xmlns:mc="http://schemas.openxmlformats.org/markup-compatibility/2006" xmlns:aink="http://schemas.microsoft.com/office/drawing/2016/ink" xmlns:am3d="http://schemas.microsoft.com/office/drawing/2017/model3d" xmlns:o="urn:schemas-microsoft-com:office:office" xmlns:oel="http://schemas.microsoft.com/office/2019/extlst" xmlns:r="http://schemas.openxmlformats.org/officeDocument/2006/relationships" xmlns:m="http://schemas.openxmlformats.org/officeDocument/2006/math" xmlns:v="urn:schemas-microsoft-com:vml" xmlns:wp14="http://schemas.microsoft.com/office/word/2010/wordprocessingDrawing" xmlns:wp="http://schemas.openxmlformats.org/drawingml/2006/wordprocessingDrawing" xmlns:w10="urn:schemas-microsoft-com:office:word" xmlns:w="http://schemas.openxmlformats.org/wordprocessingml/2006/main" xmlns:w14="http://schemas.microsoft.com/office/word/2010/wordml" xmlns:w15="http://schemas.microsoft.com/office/word/2012/wordml" xmlns:w16cex="http://schemas.microsoft.com/office/word/2018/wordml/cex" xmlns:w16cid="http://schemas.microsoft.com/office/word/2016/wordml/cid" xmlns:w16="http://schemas.microsoft.com/office/word/2018/wordml" xmlns:w16du="http://schemas.microsoft.com/office/word/2023/wordml/word16du" xmlns:w16sdtdh="http://schemas.microsoft.com/office/word/2020/wordml/sdtdatahash" xmlns:w16sdtfl="http://schemas.microsoft.com/office/word/2024/wordml/sdtformatlock" xmlns:w16se="http://schemas.microsoft.com/office/word/2015/wordml/symex" xmlns:wpg="http://schemas.microsoft.com/office/word/2010/wordprocessingGroup" xmlns:wpi="http://schemas.microsoft.com/office/word/2010/wordprocessingInk" xmlns:wne="http://schemas.microsoft.com/office/word/2006/wordml" xmlns:wps="http://schemas.microsoft.com/office/word/2010/wordprocessingShape" mc:Ignorable="w14 w15 w16se w16cid w16 w16cex w16sdtdh w16sdtfl w16du wp14">
   <w:p>
     <w:pPr>
       <w:pStyle w:val="Footer"/>
@@ -755,7 +895,7 @@
 </file>
 
 <file path=word/footnotes.xml><?xml version="1.0" encoding="utf-8"?>
-<w:footnotes xmlns:wpc="http://schemas.microsoft.com/office/word/2010/wordprocessingCanvas" xmlns:cx="http://schemas.microsoft.com/office/drawing/2014/chartex" xmlns:cx1="http://schemas.microsoft.com/office/drawing/2015/9/8/chartex" xmlns:cx2="http://schemas.microsoft.com/office/drawing/2015/10/21/chartex" xmlns:cx3="http://schemas.microsoft.com/office/drawing/2016/5/9/chartex" xmlns:cx4="http://schemas.microsoft.com/office/drawing/2016/5/10/chartex" xmlns:cx5="http://schemas.microsoft.com/office/drawing/2016/5/11/chartex" xmlns:cx6="http://schemas.microsoft.com/office/drawing/2016/5/12/chartex" xmlns:cx7="http://schemas.microsoft.com/office/drawing/2016/5/13/chartex" xmlns:cx8="http://schemas.microsoft.com/office/drawing/2016/5/14/chartex" xmlns:mc="http://schemas.openxmlformats.org/markup-compatibility/2006" xmlns:aink="http://schemas.microsoft.com/office/drawing/2016/ink" xmlns:am3d="http://schemas.microsoft.com/office/drawing/2017/model3d" xmlns:o="urn:schemas-microsoft-com:office:office" xmlns:oel="http://schemas.microsoft.com/office/2019/extlst" xmlns:r="http://schemas.openxmlformats.org/officeDocument/2006/relationships" xmlns:m="http://schemas.openxmlformats.org/officeDocument/2006/math" xmlns:v="urn:schemas-microsoft-com:vml" xmlns:wp14="http://schemas.microsoft.com/office/word/2010/wordprocessingDrawing" xmlns:wp="http://schemas.openxmlformats.org/drawingml/2006/wordprocessingDrawing" xmlns:w10="urn:schemas-microsoft-com:office:word" xmlns:w="http://schemas.openxmlformats.org/wordprocessingml/2006/main" xmlns:w14="http://schemas.microsoft.com/office/word/2010/wordml" xmlns:w15="http://schemas.microsoft.com/office/word/2012/wordml" xmlns:w16cex="http://schemas.microsoft.com/office/word/2018/wordml/cex" xmlns:w16cid="http://schemas.microsoft.com/office/word/2016/wordml/cid" xmlns:w16="http://schemas.microsoft.com/office/word/2018/wordml" xmlns:w16sdtdh="http://schemas.microsoft.com/office/word/2020/wordml/sdtdatahash" xmlns:w16se="http://schemas.microsoft.com/office/word/2015/wordml/symex" xmlns:wpg="http://schemas.microsoft.com/office/word/2010/wordprocessingGroup" xmlns:wpi="http://schemas.microsoft.com/office/word/2010/wordprocessingInk" xmlns:wne="http://schemas.microsoft.com/office/word/2006/wordml" xmlns:wps="http://schemas.microsoft.com/office/word/2010/wordprocessingShape" mc:Ignorable="w14 w15 w16se w16cid w16 w16cex w16sdtdh wp14">
+<w:footnotes xmlns:wpc="http://schemas.microsoft.com/office/word/2010/wordprocessingCanvas" xmlns:cx="http://schemas.microsoft.com/office/drawing/2014/chartex" xmlns:cx1="http://schemas.microsoft.com/office/drawing/2015/9/8/chartex" xmlns:cx2="http://schemas.microsoft.com/office/drawing/2015/10/21/chartex" xmlns:cx3="http://schemas.microsoft.com/office/drawing/2016/5/9/chartex" xmlns:cx4="http://schemas.microsoft.com/office/drawing/2016/5/10/chartex" xmlns:cx5="http://schemas.microsoft.com/office/drawing/2016/5/11/chartex" xmlns:cx6="http://schemas.microsoft.com/office/drawing/2016/5/12/chartex" xmlns:cx7="http://schemas.microsoft.com/office/drawing/2016/5/13/chartex" xmlns:cx8="http://schemas.microsoft.com/office/drawing/2016/5/14/chartex" xmlns:mc="http://schemas.openxmlformats.org/markup-compatibility/2006" xmlns:aink="http://schemas.microsoft.com/office/drawing/2016/ink" xmlns:am3d="http://schemas.microsoft.com/office/drawing/2017/model3d" xmlns:o="urn:schemas-microsoft-com:office:office" xmlns:oel="http://schemas.microsoft.com/office/2019/extlst" xmlns:r="http://schemas.openxmlformats.org/officeDocument/2006/relationships" xmlns:m="http://schemas.openxmlformats.org/officeDocument/2006/math" xmlns:v="urn:schemas-microsoft-com:vml" xmlns:wp14="http://schemas.microsoft.com/office/word/2010/wordprocessingDrawing" xmlns:wp="http://schemas.openxmlformats.org/drawingml/2006/wordprocessingDrawing" xmlns:w10="urn:schemas-microsoft-com:office:word" xmlns:w="http://schemas.openxmlformats.org/wordprocessingml/2006/main" xmlns:w14="http://schemas.microsoft.com/office/word/2010/wordml" xmlns:w15="http://schemas.microsoft.com/office/word/2012/wordml" xmlns:w16cex="http://schemas.microsoft.com/office/word/2018/wordml/cex" xmlns:w16cid="http://schemas.microsoft.com/office/word/2016/wordml/cid" xmlns:w16="http://schemas.microsoft.com/office/word/2018/wordml" xmlns:w16du="http://schemas.microsoft.com/office/word/2023/wordml/word16du" xmlns:w16sdtdh="http://schemas.microsoft.com/office/word/2020/wordml/sdtdatahash" xmlns:w16sdtfl="http://schemas.microsoft.com/office/word/2024/wordml/sdtformatlock" xmlns:w16se="http://schemas.microsoft.com/office/word/2015/wordml/symex" xmlns:wpg="http://schemas.microsoft.com/office/word/2010/wordprocessingGroup" xmlns:wpi="http://schemas.microsoft.com/office/word/2010/wordprocessingInk" xmlns:wne="http://schemas.microsoft.com/office/word/2006/wordml" xmlns:wps="http://schemas.microsoft.com/office/word/2010/wordprocessingShape" mc:Ignorable="w14 w15 w16se w16cid w16 w16cex w16sdtdh w16sdtfl w16du wp14">
   <w:footnote w:type="separator" w:id="-1">
     <w:p>
       <w:pPr>
@@ -780,7 +920,7 @@
 </file>
 
 <file path=word/header1.xml><?xml version="1.0" encoding="utf-8"?>
-<w:hdr xmlns:wpc="http://schemas.microsoft.com/office/word/2010/wordprocessingCanvas" xmlns:cx="http://schemas.microsoft.com/office/drawing/2014/chartex" xmlns:cx1="http://schemas.microsoft.com/office/drawing/2015/9/8/chartex" xmlns:cx2="http://schemas.microsoft.com/office/drawing/2015/10/21/chartex" xmlns:cx3="http://schemas.microsoft.com/office/drawing/2016/5/9/chartex" xmlns:cx4="http://schemas.microsoft.com/office/drawing/2016/5/10/chartex" xmlns:cx5="http://schemas.microsoft.com/office/drawing/2016/5/11/chartex" xmlns:cx6="http://schemas.microsoft.com/office/drawing/2016/5/12/chartex" xmlns:cx7="http://schemas.microsoft.com/office/drawing/2016/5/13/chartex" xmlns:cx8="http://schemas.microsoft.com/office/drawing/2016/5/14/chartex" xmlns:mc="http://schemas.openxmlformats.org/markup-compatibility/2006" xmlns:aink="http://schemas.microsoft.com/office/drawing/2016/ink" xmlns:am3d="http://schemas.microsoft.com/office/drawing/2017/model3d" xmlns:o="urn:schemas-microsoft-com:office:office" xmlns:oel="http://schemas.microsoft.com/office/2019/extlst" xmlns:r="http://schemas.openxmlformats.org/officeDocument/2006/relationships" xmlns:m="http://schemas.openxmlformats.org/officeDocument/2006/math" xmlns:v="urn:schemas-microsoft-com:vml" xmlns:wp14="http://schemas.microsoft.com/office/word/2010/wordprocessingDrawing" xmlns:wp="http://schemas.openxmlformats.org/drawingml/2006/wordprocessingDrawing" xmlns:w10="urn:schemas-microsoft-com:office:word" xmlns:w="http://schemas.openxmlformats.org/wordprocessingml/2006/main" xmlns:w14="http://schemas.microsoft.com/office/word/2010/wordml" xmlns:w15="http://schemas.microsoft.com/office/word/2012/wordml" xmlns:w16cex="http://schemas.microsoft.com/office/word/2018/wordml/cex" xmlns:w16cid="http://schemas.microsoft.com/office/word/2016/wordml/cid" xmlns:w16="http://schemas.microsoft.com/office/word/2018/wordml" xmlns:w16sdtdh="http://schemas.microsoft.com/office/word/2020/wordml/sdtdatahash" xmlns:w16se="http://schemas.microsoft.com/office/word/2015/wordml/symex" xmlns:wpg="http://schemas.microsoft.com/office/word/2010/wordprocessingGroup" xmlns:wpi="http://schemas.microsoft.com/office/word/2010/wordprocessingInk" xmlns:wne="http://schemas.microsoft.com/office/word/2006/wordml" xmlns:wps="http://schemas.microsoft.com/office/word/2010/wordprocessingShape" mc:Ignorable="w14 w15 w16se w16cid w16 w16cex w16sdtdh wp14">
+<w:hdr xmlns:wpc="http://schemas.microsoft.com/office/word/2010/wordprocessingCanvas" xmlns:cx="http://schemas.microsoft.com/office/drawing/2014/chartex" xmlns:cx1="http://schemas.microsoft.com/office/drawing/2015/9/8/chartex" xmlns:cx2="http://schemas.microsoft.com/office/drawing/2015/10/21/chartex" xmlns:cx3="http://schemas.microsoft.com/office/drawing/2016/5/9/chartex" xmlns:cx4="http://schemas.microsoft.com/office/drawing/2016/5/10/chartex" xmlns:cx5="http://schemas.microsoft.com/office/drawing/2016/5/11/chartex" xmlns:cx6="http://schemas.microsoft.com/office/drawing/2016/5/12/chartex" xmlns:cx7="http://schemas.microsoft.com/office/drawing/2016/5/13/chartex" xmlns:cx8="http://schemas.microsoft.com/office/drawing/2016/5/14/chartex" xmlns:mc="http://schemas.openxmlformats.org/markup-compatibility/2006" xmlns:aink="http://schemas.microsoft.com/office/drawing/2016/ink" xmlns:am3d="http://schemas.microsoft.com/office/drawing/2017/model3d" xmlns:o="urn:schemas-microsoft-com:office:office" xmlns:oel="http://schemas.microsoft.com/office/2019/extlst" xmlns:r="http://schemas.openxmlformats.org/officeDocument/2006/relationships" xmlns:m="http://schemas.openxmlformats.org/officeDocument/2006/math" xmlns:v="urn:schemas-microsoft-com:vml" xmlns:wp14="http://schemas.microsoft.com/office/word/2010/wordprocessingDrawing" xmlns:wp="http://schemas.openxmlformats.org/drawingml/2006/wordprocessingDrawing" xmlns:w10="urn:schemas-microsoft-com:office:word" xmlns:w="http://schemas.openxmlformats.org/wordprocessingml/2006/main" xmlns:w14="http://schemas.microsoft.com/office/word/2010/wordml" xmlns:w15="http://schemas.microsoft.com/office/word/2012/wordml" xmlns:w16cex="http://schemas.microsoft.com/office/word/2018/wordml/cex" xmlns:w16cid="http://schemas.microsoft.com/office/word/2016/wordml/cid" xmlns:w16="http://schemas.microsoft.com/office/word/2018/wordml" xmlns:w16du="http://schemas.microsoft.com/office/word/2023/wordml/word16du" xmlns:w16sdtdh="http://schemas.microsoft.com/office/word/2020/wordml/sdtdatahash" xmlns:w16sdtfl="http://schemas.microsoft.com/office/word/2024/wordml/sdtformatlock" xmlns:w16se="http://schemas.microsoft.com/office/word/2015/wordml/symex" xmlns:wpg="http://schemas.microsoft.com/office/word/2010/wordprocessingGroup" xmlns:wpi="http://schemas.microsoft.com/office/word/2010/wordprocessingInk" xmlns:wne="http://schemas.microsoft.com/office/word/2006/wordml" xmlns:wps="http://schemas.microsoft.com/office/word/2010/wordprocessingShape" mc:Ignorable="w14 w15 w16se w16cid w16 w16cex w16sdtdh w16sdtfl w16du wp14">
   <w:p>
     <w:pPr>
       <w:pStyle w:val="Header"/>
@@ -790,7 +930,7 @@
 </file>
 
 <file path=word/header2.xml><?xml version="1.0" encoding="utf-8"?>
-<w:hdr xmlns:wpc="http://schemas.microsoft.com/office/word/2010/wordprocessingCanvas" xmlns:cx="http://schemas.microsoft.com/office/drawing/2014/chartex" xmlns:cx1="http://schemas.microsoft.com/office/drawing/2015/9/8/chartex" xmlns:cx2="http://schemas.microsoft.com/office/drawing/2015/10/21/chartex" xmlns:cx3="http://schemas.microsoft.com/office/drawing/2016/5/9/chartex" xmlns:cx4="http://schemas.microsoft.com/office/drawing/2016/5/10/chartex" xmlns:cx5="http://schemas.microsoft.com/office/drawing/2016/5/11/chartex" xmlns:cx6="http://schemas.microsoft.com/office/drawing/2016/5/12/chartex" xmlns:cx7="http://schemas.microsoft.com/office/drawing/2016/5/13/chartex" xmlns:cx8="http://schemas.microsoft.com/office/drawing/2016/5/14/chartex" xmlns:mc="http://schemas.openxmlformats.org/markup-compatibility/2006" xmlns:aink="http://schemas.microsoft.com/office/drawing/2016/ink" xmlns:am3d="http://schemas.microsoft.com/office/drawing/2017/model3d" xmlns:o="urn:schemas-microsoft-com:office:office" xmlns:oel="http://schemas.microsoft.com/office/2019/extlst" xmlns:r="http://schemas.openxmlformats.org/officeDocument/2006/relationships" xmlns:m="http://schemas.openxmlformats.org/officeDocument/2006/math" xmlns:v="urn:schemas-microsoft-com:vml" xmlns:wp14="http://schemas.microsoft.com/office/word/2010/wordprocessingDrawing" xmlns:wp="http://schemas.openxmlformats.org/drawingml/2006/wordprocessingDrawing" xmlns:w10="urn:schemas-microsoft-com:office:word" xmlns:w="http://schemas.openxmlformats.org/wordprocessingml/2006/main" xmlns:w14="http://schemas.microsoft.com/office/word/2010/wordml" xmlns:w15="http://schemas.microsoft.com/office/word/2012/wordml" xmlns:w16cex="http://schemas.microsoft.com/office/word/2018/wordml/cex" xmlns:w16cid="http://schemas.microsoft.com/office/word/2016/wordml/cid" xmlns:w16="http://schemas.microsoft.com/office/word/2018/wordml" xmlns:w16sdtdh="http://schemas.microsoft.com/office/word/2020/wordml/sdtdatahash" xmlns:w16se="http://schemas.microsoft.com/office/word/2015/wordml/symex" xmlns:wpg="http://schemas.microsoft.com/office/word/2010/wordprocessingGroup" xmlns:wpi="http://schemas.microsoft.com/office/word/2010/wordprocessingInk" xmlns:wne="http://schemas.microsoft.com/office/word/2006/wordml" xmlns:wps="http://schemas.microsoft.com/office/word/2010/wordprocessingShape" mc:Ignorable="w14 w15 w16se w16cid w16 w16cex w16sdtdh wp14">
+<w:hdr xmlns:wpc="http://schemas.microsoft.com/office/word/2010/wordprocessingCanvas" xmlns:cx="http://schemas.microsoft.com/office/drawing/2014/chartex" xmlns:cx1="http://schemas.microsoft.com/office/drawing/2015/9/8/chartex" xmlns:cx2="http://schemas.microsoft.com/office/drawing/2015/10/21/chartex" xmlns:cx3="http://schemas.microsoft.com/office/drawing/2016/5/9/chartex" xmlns:cx4="http://schemas.microsoft.com/office/drawing/2016/5/10/chartex" xmlns:cx5="http://schemas.microsoft.com/office/drawing/2016/5/11/chartex" xmlns:cx6="http://schemas.microsoft.com/office/drawing/2016/5/12/chartex" xmlns:cx7="http://schemas.microsoft.com/office/drawing/2016/5/13/chartex" xmlns:cx8="http://schemas.microsoft.com/office/drawing/2016/5/14/chartex" xmlns:mc="http://schemas.openxmlformats.org/markup-compatibility/2006" xmlns:aink="http://schemas.microsoft.com/office/drawing/2016/ink" xmlns:am3d="http://schemas.microsoft.com/office/drawing/2017/model3d" xmlns:o="urn:schemas-microsoft-com:office:office" xmlns:oel="http://schemas.microsoft.com/office/2019/extlst" xmlns:r="http://schemas.openxmlformats.org/officeDocument/2006/relationships" xmlns:m="http://schemas.openxmlformats.org/officeDocument/2006/math" xmlns:v="urn:schemas-microsoft-com:vml" xmlns:wp14="http://schemas.microsoft.com/office/word/2010/wordprocessingDrawing" xmlns:wp="http://schemas.openxmlformats.org/drawingml/2006/wordprocessingDrawing" xmlns:w10="urn:schemas-microsoft-com:office:word" xmlns:w="http://schemas.openxmlformats.org/wordprocessingml/2006/main" xmlns:w14="http://schemas.microsoft.com/office/word/2010/wordml" xmlns:w15="http://schemas.microsoft.com/office/word/2012/wordml" xmlns:w16cex="http://schemas.microsoft.com/office/word/2018/wordml/cex" xmlns:w16cid="http://schemas.microsoft.com/office/word/2016/wordml/cid" xmlns:w16="http://schemas.microsoft.com/office/word/2018/wordml" xmlns:w16du="http://schemas.microsoft.com/office/word/2023/wordml/word16du" xmlns:w16sdtdh="http://schemas.microsoft.com/office/word/2020/wordml/sdtdatahash" xmlns:w16sdtfl="http://schemas.microsoft.com/office/word/2024/wordml/sdtformatlock" xmlns:w16se="http://schemas.microsoft.com/office/word/2015/wordml/symex" xmlns:wpg="http://schemas.microsoft.com/office/word/2010/wordprocessingGroup" xmlns:wpi="http://schemas.microsoft.com/office/word/2010/wordprocessingInk" xmlns:wne="http://schemas.microsoft.com/office/word/2006/wordml" xmlns:wps="http://schemas.microsoft.com/office/word/2010/wordprocessingShape" mc:Ignorable="w14 w15 w16se w16cid w16 w16cex w16sdtdh w16sdtfl w16du wp14">
   <w:p>
     <w:pPr>
       <w:pStyle w:val="Header"/>
@@ -801,7 +941,7 @@
 </file>
 
 <file path=word/header3.xml><?xml version="1.0" encoding="utf-8"?>
-<w:hdr xmlns:wpc="http://schemas.microsoft.com/office/word/2010/wordprocessingCanvas" xmlns:cx="http://schemas.microsoft.com/office/drawing/2014/chartex" xmlns:cx1="http://schemas.microsoft.com/office/drawing/2015/9/8/chartex" xmlns:cx2="http://schemas.microsoft.com/office/drawing/2015/10/21/chartex" xmlns:cx3="http://schemas.microsoft.com/office/drawing/2016/5/9/chartex" xmlns:cx4="http://schemas.microsoft.com/office/drawing/2016/5/10/chartex" xmlns:cx5="http://schemas.microsoft.com/office/drawing/2016/5/11/chartex" xmlns:cx6="http://schemas.microsoft.com/office/drawing/2016/5/12/chartex" xmlns:cx7="http://schemas.microsoft.com/office/drawing/2016/5/13/chartex" xmlns:cx8="http://schemas.microsoft.com/office/drawing/2016/5/14/chartex" xmlns:mc="http://schemas.openxmlformats.org/markup-compatibility/2006" xmlns:aink="http://schemas.microsoft.com/office/drawing/2016/ink" xmlns:am3d="http://schemas.microsoft.com/office/drawing/2017/model3d" xmlns:o="urn:schemas-microsoft-com:office:office" xmlns:oel="http://schemas.microsoft.com/office/2019/extlst" xmlns:r="http://schemas.openxmlformats.org/officeDocument/2006/relationships" xmlns:m="http://schemas.openxmlformats.org/officeDocument/2006/math" xmlns:v="urn:schemas-microsoft-com:vml" xmlns:wp14="http://schemas.microsoft.com/office/word/2010/wordprocessingDrawing" xmlns:wp="http://schemas.openxmlformats.org/drawingml/2006/wordprocessingDrawing" xmlns:w10="urn:schemas-microsoft-com:office:word" xmlns:w="http://schemas.openxmlformats.org/wordprocessingml/2006/main" xmlns:w14="http://schemas.microsoft.com/office/word/2010/wordml" xmlns:w15="http://schemas.microsoft.com/office/word/2012/wordml" xmlns:w16cex="http://schemas.microsoft.com/office/word/2018/wordml/cex" xmlns:w16cid="http://schemas.microsoft.com/office/word/2016/wordml/cid" xmlns:w16="http://schemas.microsoft.com/office/word/2018/wordml" xmlns:w16sdtdh="http://schemas.microsoft.com/office/word/2020/wordml/sdtdatahash" xmlns:w16se="http://schemas.microsoft.com/office/word/2015/wordml/symex" xmlns:wpg="http://schemas.microsoft.com/office/word/2010/wordprocessingGroup" xmlns:wpi="http://schemas.microsoft.com/office/word/2010/wordprocessingInk" xmlns:wne="http://schemas.microsoft.com/office/word/2006/wordml" xmlns:wps="http://schemas.microsoft.com/office/word/2010/wordprocessingShape" mc:Ignorable="w14 w15 w16se w16cid w16 w16cex w16sdtdh wp14">
+<w:hdr xmlns:wpc="http://schemas.microsoft.com/office/word/2010/wordprocessingCanvas" xmlns:cx="http://schemas.microsoft.com/office/drawing/2014/chartex" xmlns:cx1="http://schemas.microsoft.com/office/drawing/2015/9/8/chartex" xmlns:cx2="http://schemas.microsoft.com/office/drawing/2015/10/21/chartex" xmlns:cx3="http://schemas.microsoft.com/office/drawing/2016/5/9/chartex" xmlns:cx4="http://schemas.microsoft.com/office/drawing/2016/5/10/chartex" xmlns:cx5="http://schemas.microsoft.com/office/drawing/2016/5/11/chartex" xmlns:cx6="http://schemas.microsoft.com/office/drawing/2016/5/12/chartex" xmlns:cx7="http://schemas.microsoft.com/office/drawing/2016/5/13/chartex" xmlns:cx8="http://schemas.microsoft.com/office/drawing/2016/5/14/chartex" xmlns:mc="http://schemas.openxmlformats.org/markup-compatibility/2006" xmlns:aink="http://schemas.microsoft.com/office/drawing/2016/ink" xmlns:am3d="http://schemas.microsoft.com/office/drawing/2017/model3d" xmlns:o="urn:schemas-microsoft-com:office:office" xmlns:oel="http://schemas.microsoft.com/office/2019/extlst" xmlns:r="http://schemas.openxmlformats.org/officeDocument/2006/relationships" xmlns:m="http://schemas.openxmlformats.org/officeDocument/2006/math" xmlns:v="urn:schemas-microsoft-com:vml" xmlns:wp14="http://schemas.microsoft.com/office/word/2010/wordprocessingDrawing" xmlns:wp="http://schemas.openxmlformats.org/drawingml/2006/wordprocessingDrawing" xmlns:w10="urn:schemas-microsoft-com:office:word" xmlns:w="http://schemas.openxmlformats.org/wordprocessingml/2006/main" xmlns:w14="http://schemas.microsoft.com/office/word/2010/wordml" xmlns:w15="http://schemas.microsoft.com/office/word/2012/wordml" xmlns:w16cex="http://schemas.microsoft.com/office/word/2018/wordml/cex" xmlns:w16cid="http://schemas.microsoft.com/office/word/2016/wordml/cid" xmlns:w16="http://schemas.microsoft.com/office/word/2018/wordml" xmlns:w16du="http://schemas.microsoft.com/office/word/2023/wordml/word16du" xmlns:w16sdtdh="http://schemas.microsoft.com/office/word/2020/wordml/sdtdatahash" xmlns:w16sdtfl="http://schemas.microsoft.com/office/word/2024/wordml/sdtformatlock" xmlns:w16se="http://schemas.microsoft.com/office/word/2015/wordml/symex" xmlns:wpg="http://schemas.microsoft.com/office/word/2010/wordprocessingGroup" xmlns:wpi="http://schemas.microsoft.com/office/word/2010/wordprocessingInk" xmlns:wne="http://schemas.microsoft.com/office/word/2006/wordml" xmlns:wps="http://schemas.microsoft.com/office/word/2010/wordprocessingShape" mc:Ignorable="w14 w15 w16se w16cid w16 w16cex w16sdtdh w16sdtfl w16du wp14">
   <w:p>
     <w:pPr>
       <w:pStyle w:val="Header"/>
@@ -810,7 +950,7 @@
     <w:r>
       <w:tab/>
       <w:tab/>
-      <w:t>2026-06-17</w:t>
+      <w:t>2026-06-18</w:t>
       <w:br/>
       <w:br/>
     </w:r>
@@ -827,7 +967,7 @@
 </file>
 
 <file path=word/numbering.xml><?xml version="1.0" encoding="utf-8"?>
-<w:numbering xmlns:wpc="http://schemas.microsoft.com/office/word/2010/wordprocessingCanvas" xmlns:cx="http://schemas.microsoft.com/office/drawing/2014/chartex" xmlns:cx1="http://schemas.microsoft.com/office/drawing/2015/9/8/chartex" xmlns:cx2="http://schemas.microsoft.com/office/drawing/2015/10/21/chartex" xmlns:cx3="http://schemas.microsoft.com/office/drawing/2016/5/9/chartex" xmlns:cx4="http://schemas.microsoft.com/office/drawing/2016/5/10/chartex" xmlns:cx5="http://schemas.microsoft.com/office/drawing/2016/5/11/chartex" xmlns:cx6="http://schemas.microsoft.com/office/drawing/2016/5/12/chartex" xmlns:cx7="http://schemas.microsoft.com/office/drawing/2016/5/13/chartex" xmlns:cx8="http://schemas.microsoft.com/office/drawing/2016/5/14/chartex" xmlns:mc="http://schemas.openxmlformats.org/markup-compatibility/2006" xmlns:aink="http://schemas.microsoft.com/office/drawing/2016/ink" xmlns:am3d="http://schemas.microsoft.com/office/drawing/2017/model3d" xmlns:o="urn:schemas-microsoft-com:office:office" xmlns:oel="http://schemas.microsoft.com/office/2019/extlst" xmlns:r="http://schemas.openxmlformats.org/officeDocument/2006/relationships" xmlns:m="http://schemas.openxmlformats.org/officeDocument/2006/math" xmlns:v="urn:schemas-microsoft-com:vml" xmlns:wp14="http://schemas.microsoft.com/office/word/2010/wordprocessingDrawing" xmlns:wp="http://schemas.openxmlformats.org/drawingml/2006/wordprocessingDrawing" xmlns:w10="urn:schemas-microsoft-com:office:word" xmlns:w="http://schemas.openxmlformats.org/wordprocessingml/2006/main" xmlns:w14="http://schemas.microsoft.com/office/word/2010/wordml" xmlns:w15="http://schemas.microsoft.com/office/word/2012/wordml" xmlns:w16cex="http://schemas.microsoft.com/office/word/2018/wordml/cex" xmlns:w16cid="http://schemas.microsoft.com/office/word/2016/wordml/cid" xmlns:w16="http://schemas.microsoft.com/office/word/2018/wordml" xmlns:w16sdtdh="http://schemas.microsoft.com/office/word/2020/wordml/sdtdatahash" xmlns:w16se="http://schemas.microsoft.com/office/word/2015/wordml/symex" xmlns:wpg="http://schemas.microsoft.com/office/word/2010/wordprocessingGroup" xmlns:wpi="http://schemas.microsoft.com/office/word/2010/wordprocessingInk" xmlns:wne="http://schemas.microsoft.com/office/word/2006/wordml" xmlns:wps="http://schemas.microsoft.com/office/word/2010/wordprocessingShape" mc:Ignorable="w14 w15 w16se w16cid w16 w16cex w16sdtdh wp14">
+<w:numbering xmlns:wpc="http://schemas.microsoft.com/office/word/2010/wordprocessingCanvas" xmlns:cx="http://schemas.microsoft.com/office/drawing/2014/chartex" xmlns:cx1="http://schemas.microsoft.com/office/drawing/2015/9/8/chartex" xmlns:cx2="http://schemas.microsoft.com/office/drawing/2015/10/21/chartex" xmlns:cx3="http://schemas.microsoft.com/office/drawing/2016/5/9/chartex" xmlns:cx4="http://schemas.microsoft.com/office/drawing/2016/5/10/chartex" xmlns:cx5="http://schemas.microsoft.com/office/drawing/2016/5/11/chartex" xmlns:cx6="http://schemas.microsoft.com/office/drawing/2016/5/12/chartex" xmlns:cx7="http://schemas.microsoft.com/office/drawing/2016/5/13/chartex" xmlns:cx8="http://schemas.microsoft.com/office/drawing/2016/5/14/chartex" xmlns:mc="http://schemas.openxmlformats.org/markup-compatibility/2006" xmlns:aink="http://schemas.microsoft.com/office/drawing/2016/ink" xmlns:am3d="http://schemas.microsoft.com/office/drawing/2017/model3d" xmlns:o="urn:schemas-microsoft-com:office:office" xmlns:oel="http://schemas.microsoft.com/office/2019/extlst" xmlns:r="http://schemas.openxmlformats.org/officeDocument/2006/relationships" xmlns:m="http://schemas.openxmlformats.org/officeDocument/2006/math" xmlns:v="urn:schemas-microsoft-com:vml" xmlns:wp14="http://schemas.microsoft.com/office/word/2010/wordprocessingDrawing" xmlns:wp="http://schemas.openxmlformats.org/drawingml/2006/wordprocessingDrawing" xmlns:w10="urn:schemas-microsoft-com:office:word" xmlns:w="http://schemas.openxmlformats.org/wordprocessingml/2006/main" xmlns:w14="http://schemas.microsoft.com/office/word/2010/wordml" xmlns:w15="http://schemas.microsoft.com/office/word/2012/wordml" xmlns:w16cex="http://schemas.microsoft.com/office/word/2018/wordml/cex" xmlns:w16cid="http://schemas.microsoft.com/office/word/2016/wordml/cid" xmlns:w16="http://schemas.microsoft.com/office/word/2018/wordml" xmlns:w16du="http://schemas.microsoft.com/office/word/2023/wordml/word16du" xmlns:w16sdtdh="http://schemas.microsoft.com/office/word/2020/wordml/sdtdatahash" xmlns:w16sdtfl="http://schemas.microsoft.com/office/word/2024/wordml/sdtformatlock" xmlns:w16se="http://schemas.microsoft.com/office/word/2015/wordml/symex" xmlns:wpg="http://schemas.microsoft.com/office/word/2010/wordprocessingGroup" xmlns:wpi="http://schemas.microsoft.com/office/word/2010/wordprocessingInk" xmlns:wne="http://schemas.microsoft.com/office/word/2006/wordml" xmlns:wps="http://schemas.microsoft.com/office/word/2010/wordprocessingShape" mc:Ignorable="w14 w15 w16se w16cid w16 w16cex w16sdtdh w16sdtfl w16du wp14">
   <w:abstractNum w:abstractNumId="0" w15:restartNumberingAfterBreak="0">
     <w:nsid w:val="FFFFFF7C"/>
     <w:multiLevelType w:val="singleLevel"/>
@@ -1030,7 +1170,7 @@
 </file>
 
 <file path=word/styles.xml><?xml version="1.0" encoding="utf-8"?>
-<w:styles xmlns:mc="http://schemas.openxmlformats.org/markup-compatibility/2006" xmlns:r="http://schemas.openxmlformats.org/officeDocument/2006/relationships" xmlns:w="http://schemas.openxmlformats.org/wordprocessingml/2006/main" xmlns:w14="http://schemas.microsoft.com/office/word/2010/wordml" xmlns:w15="http://schemas.microsoft.com/office/word/2012/wordml" xmlns:w16cex="http://schemas.microsoft.com/office/word/2018/wordml/cex" xmlns:w16cid="http://schemas.microsoft.com/office/word/2016/wordml/cid" xmlns:w16="http://schemas.microsoft.com/office/word/2018/wordml" xmlns:w16sdtdh="http://schemas.microsoft.com/office/word/2020/wordml/sdtdatahash" xmlns:w16se="http://schemas.microsoft.com/office/word/2015/wordml/symex" mc:Ignorable="w14 w15 w16se w16cid w16 w16cex w16sdtdh">
+<w:styles xmlns:mc="http://schemas.openxmlformats.org/markup-compatibility/2006" xmlns:r="http://schemas.openxmlformats.org/officeDocument/2006/relationships" xmlns:w="http://schemas.openxmlformats.org/wordprocessingml/2006/main" xmlns:w14="http://schemas.microsoft.com/office/word/2010/wordml" xmlns:w15="http://schemas.microsoft.com/office/word/2012/wordml" xmlns:w16cex="http://schemas.microsoft.com/office/word/2018/wordml/cex" xmlns:w16cid="http://schemas.microsoft.com/office/word/2016/wordml/cid" xmlns:w16="http://schemas.microsoft.com/office/word/2018/wordml" xmlns:w16du="http://schemas.microsoft.com/office/word/2023/wordml/word16du" xmlns:w16sdtdh="http://schemas.microsoft.com/office/word/2020/wordml/sdtdatahash" xmlns:w16sdtfl="http://schemas.microsoft.com/office/word/2024/wordml/sdtformatlock" xmlns:w16se="http://schemas.microsoft.com/office/word/2015/wordml/symex" mc:Ignorable="w14 w15 w16se w16cid w16 w16cex w16sdtdh w16sdtfl w16du">
   <w:docDefaults>
     <w:rPrDefault>
       <w:rPr>
@@ -1788,7 +1928,7 @@
     <w:link w:val="TitleChar"/>
     <w:uiPriority w:val="10"/>
     <w:qFormat/>
-    <w:rsid w:val="007106C8"/>
+    <w:rsid w:val="00E854FA"/>
     <w:pPr>
       <w:spacing w:after="300" w:line="240" w:lineRule="auto"/>
       <w:contextualSpacing/>
@@ -1798,7 +1938,7 @@
       <w:rFonts w:eastAsiaTheme="majorEastAsia" w:cstheme="majorBidi"/>
       <w:spacing w:val="5"/>
       <w:kern w:val="28"/>
-      <w:sz w:val="52"/>
+      <w:sz w:val="40"/>
       <w:szCs w:val="52"/>
       <w:lang w:val="sv-SE" w:eastAsia="en-US" w:bidi="ar-SA"/>
     </w:rPr>
@@ -1808,12 +1948,12 @@
     <w:basedOn w:val="DefaultParagraphFont"/>
     <w:link w:val="Title"/>
     <w:uiPriority w:val="10"/>
-    <w:rsid w:val="007106C8"/>
+    <w:rsid w:val="00E854FA"/>
     <w:rPr>
       <w:rFonts w:ascii="Times New Roman" w:eastAsiaTheme="majorEastAsia" w:hAnsi="Times New Roman" w:cstheme="majorBidi"/>
       <w:spacing w:val="5"/>
       <w:kern w:val="28"/>
-      <w:sz w:val="52"/>
+      <w:sz w:val="40"/>
       <w:szCs w:val="52"/>
       <w:lang w:val="sv-SE" w:eastAsia="en-US" w:bidi="ar-SA"/>
     </w:rPr>

--- a/klagomål/A 5712-2026 FSC-klagomål.docx
+++ b/klagomål/A 5712-2026 FSC-klagomål.docx
@@ -950,7 +950,7 @@
     <w:r>
       <w:tab/>
       <w:tab/>
-      <w:t>2026-06-18</w:t>
+      <w:t>2026-06-19</w:t>
       <w:br/>
       <w:br/>
     </w:r>

--- a/klagomål/A 5712-2026 FSC-klagomål.docx
+++ b/klagomål/A 5712-2026 FSC-klagomål.docx
@@ -950,7 +950,7 @@
     <w:r>
       <w:tab/>
       <w:tab/>
-      <w:t>2026-06-19</w:t>
+      <w:t>2026-06-20</w:t>
       <w:br/>
       <w:br/>
     </w:r>

--- a/klagomål/A 5712-2026 FSC-klagomål.docx
+++ b/klagomål/A 5712-2026 FSC-klagomål.docx
@@ -168,38 +168,7 @@
     </w:p>
     <w:p>
       <w:r>
-        <w:t>Detta dokument behandlar höga naturvärden i avverkningsanmälan A 5712-2026 i Köpings kommun som inkom 2026-01-29 och omfattar 4,0 ha.</w:t>
-      </w:r>
-    </w:p>
-    <w:p>
-      <w:r>
-        <w:t>Nedan presenteras fynd av naturvårdsarter och fridlysta arter som gjorts i det avverkningsanmälda området, samt relevanta utdrag ur standarderna för FSC, Chain of Custody, Controlled Wood och PEFC. I BILAGA 1 finns artfakta om fridlysta arter.</w:t>
-      </w:r>
-    </w:p>
-    <w:p>
-      <w:r>
-        <w:t>Vi förväntar oss att ni återkommer med ett skriftligt svar på vårt klagomål och även beskriver vilka korrigerande åtgärder ni satt in för att rätta till identifierade brister i er efterlevnad av den svenska FSC standarden.</w:t>
-      </w:r>
-    </w:p>
-    <w:p>
-      <w:pPr>
-        <w:pStyle w:val="Heading1"/>
-      </w:pPr>
-      <w:r>
-        <w:t>Naturvårdsarter</w:t>
-      </w:r>
-    </w:p>
-    <w:p>
-      <w:r>
-        <w:t>I och inom 7 meter från avverkningsanmälan har följande 4 naturvårdsarter hittats: kärrkammossa (S, T), tjäder (T, §4), större vattensalamander (§4a) och käppkrokmossa (§8). Arter som är signalarter enligt Skogsstyrelsen har markerats med (S). Typiska arter inom Natura 2000 som är kopplade till skogsekosystem har markerats med (T). För fridlysta arter anges även paragrafen i Artskyddsförordningen som arten är fridlyst enligt.</w:t>
-      </w:r>
-    </w:p>
-    <w:p>
-      <w:r>
-        <w:t>De påträffade naturvårdsarterna är ett tydligt kvitto på att det rör sig om en skog med höga naturvärden.</w:t>
-      </w:r>
-      <w:r>
-        <w:t xml:space="preserve"> I Figur 1 visas fyndplatser för naturvårdsarter i området, som finns registrerade på Artportalen.</w:t>
+        <w:t>Detta klagomål behandlar höga naturvärden i avverkningsanmälan A 5712-2026 i Köpings kommun som inkom 2026-01-29 och omfattar 4,0 ha.</w:t>
       </w:r>
     </w:p>
     <w:p>
@@ -209,7 +178,7 @@
       <w:r>
         <w:drawing>
           <wp:inline xmlns:a="http://schemas.openxmlformats.org/drawingml/2006/main" xmlns:pic="http://schemas.openxmlformats.org/drawingml/2006/picture">
-            <wp:extent cx="5257967" cy="5688000"/>
+            <wp:extent cx="5291245" cy="5724000"/>
             <wp:docPr id="1" name="Picture 1"/>
             <wp:cNvGraphicFramePr>
               <a:graphicFrameLocks noChangeAspect="1"/>
@@ -230,7 +199,7 @@
                   <pic:spPr>
                     <a:xfrm>
                       <a:off x="0" y="0"/>
-                      <a:ext cx="5257967" cy="5688000"/>
+                      <a:ext cx="5291245" cy="5724000"/>
                     </a:xfrm>
                     <a:prstGeom prst="rect"/>
                   </pic:spPr>
@@ -247,34 +216,35 @@
         <w:spacing w:after="240"/>
       </w:pPr>
       <w:r>
-        <w:t>Figur 1. Fyndplatser för naturvårdsarter i och inom 7 meter från avverkningsanmälan (röd linje). Markörer utan svart kant är placerade på fyndplatsen. Markörer med svart kant är placerade vid sidan av fyndplatsen och har ett svart streck som visar fyndplatsens exakta position. Kartans mittpunktskoordinat är N 6613925, E 554405 i SWEREF 99 TM.</w:t>
+        <w:t>Figur 1. Fyndplatser för naturvårdsarter i och inom 7 meter från avverkningsanmälan. Markörer utan svart kant är placerade på fyndplatsen. Markörer med svart kant är placerade vid sidan av fyndplatsen har ett svart streck som visar fyndplatsens exakta position. Kartans mittpunktskoordinat är N 6613925, E 554405 i SWEREF 99 TM.</w:t>
+      </w:r>
+    </w:p>
+    <w:p>
+      <w:r>
+        <w:t>I och inom 7 meter från avverkningsanmälan finns fynd av 4 naturvårdsarter, varav 3 är fridlysta, 2 är typiska (T) och 1 är signalart (S): kärrkammossa (S, T), tjäder (T, §4), större vattensalamander (§4a) och käppkrokmossa (§8). Se Figur 1.</w:t>
+      </w:r>
+    </w:p>
+    <w:p>
+      <w:r>
+        <w:t>Nedan presenteras relevanta utdrag ur standarderna för FSC, Chain of Custody, Controlled Wood och PEFC.</w:t>
+      </w:r>
+    </w:p>
+    <w:p>
+      <w:r>
+        <w:t>Vi förväntar oss att ni återkommer med ett skriftligt svar på vårt klagomål och även beskriver vilka korrigerande åtgärder ni satt in för att rätta till identifierade brister i er efterlevnad av den svenska FSC standarden.</w:t>
       </w:r>
     </w:p>
     <w:p>
       <w:pPr>
-        <w:pStyle w:val="Heading2"/>
+        <w:pStyle w:val="Heading1"/>
       </w:pPr>
       <w:r>
-        <w:t>Fridlysta arter</w:t>
+        <w:t>Naturvårdsarter och fridlysta arter</w:t>
       </w:r>
     </w:p>
     <w:p>
       <w:r>
-        <w:t>Följande fridlysta arter har sina livsmiljöer och växtplatser i den avverkningsanmälda skogen: tjäder (T, §4), större vattensalamander (§4a) och käppkrokmossa (§8).</w:t>
-      </w:r>
-    </w:p>
-    <w:p>
-      <w:r>
-        <w:t xml:space="preserve">Observera att medlemsländerna är skyldiga att agera i enlighet med EU:s fågeldirektiv där det uttryckligen står att direktivet gäller för fåglar samt för deras ägg, bon och </w:t>
-      </w:r>
-      <w:r>
-        <w:rPr>
-          <w:b/>
-        </w:rPr>
-        <w:t xml:space="preserve">livsmiljöer </w:t>
-      </w:r>
-      <w:r>
-        <w:t>(artikel 1). Vidare att de åtgärder som vidtas inte får leda till en försämring av den nuvarande situationen beträffande bevarandet av de fågelarter som avses i artikel 1 (artikel 13). Fågeldirektivet är styrande för tillsynsansvariga myndigheters ärendehantering, ställningstaganden och beslutsfattande.</w:t>
+        <w:t>Nedan följer beskrivningar av de naturvårdsarter och fridlysta arter som har sina livsmiljöer och växtplatser i den avverkningsanmälda skogen. Se även ytterligare artfakta i BILAGA 1. De påträffade naturvårdsarterna är ett tydligt kvitto på att det rör sig om en skog med höga naturvärden.</w:t>
       </w:r>
     </w:p>
     <w:p>
@@ -282,10 +252,28 @@
         <w:rPr>
           <w:b/>
         </w:rPr>
-        <w:t xml:space="preserve">Större vattensalamander (§4a) </w:t>
+        <w:t xml:space="preserve">Kärrkammossa </w:t>
       </w:r>
       <w:r>
-        <w:t>är strikt skyddad enligt EU:s art- och habitatdirektiv vilket innebär att hela dess livsmiljö ska bevaras.  Med undantag från lekperioden lever den större vattensalamandern på land och i skogslandskapet hittar man den framför allt i äldre skog med stor strukturell variation och gott om död ved där djuren håller till under murkna trädstammar och stubbar, i smågnagargångar, under mossbeklädda stenar och i blockterräng. Vuxna salamandrar har konstaterats uppehålla sig inom 300 meter från lekvattnet och finska studier antyder att det behövs åtminstone ett hektar lämplig landmiljö nära lekvattnet. Avverkning invid lekvatten bör helt undvikas i skogsområden som bedöms kunna utgöra landhabitat för arten och skogsområdena bör säkras och skötas på ett för arten optimalt sätt genom att t.ex. minimera gallring och avverkning och låta andelen löv öka (SLU Artdatabanken, 2024; Skogsstyrelsen, 2016; Malmgren, 2007).</w:t>
+        <w:t xml:space="preserve">signalerar höga naturvärden i södra Sverige och är typisk art för </w:t>
+      </w:r>
+      <w:r>
+        <w:rPr>
+          <w:i/>
+        </w:rPr>
+        <w:t xml:space="preserve">9080 Lövsumpskog, 7310 Aapamyrar </w:t>
+      </w:r>
+      <w:r>
+        <w:t xml:space="preserve">och </w:t>
+      </w:r>
+      <w:r>
+        <w:rPr>
+          <w:i/>
+        </w:rPr>
+        <w:t xml:space="preserve">7140 Öppna mossar och kärr </w:t>
+      </w:r>
+      <w:r>
+        <w:t>(Nitare &amp; Skogsstyrelsen, 2019; SLU Artdatabanken, 2025).</w:t>
       </w:r>
     </w:p>
     <w:p>
@@ -319,44 +307,13 @@
     </w:p>
     <w:p>
       <w:r>
-        <w:t>I BILAGA 1 finns mer detaljerad information om ekologi samt krav på livsmiljö hos fridlysta arter.</w:t>
-      </w:r>
-    </w:p>
-    <w:p>
-      <w:pPr>
-        <w:pStyle w:val="Heading2"/>
-      </w:pPr>
-      <w:r>
-        <w:t>Övriga naturvårdsarter</w:t>
-      </w:r>
-    </w:p>
-    <w:p>
-      <w:r>
         <w:rPr>
           <w:b/>
         </w:rPr>
-        <w:t xml:space="preserve">Kärrkammossa </w:t>
+        <w:t xml:space="preserve">Större vattensalamander (§4a) </w:t>
       </w:r>
       <w:r>
-        <w:t xml:space="preserve">signalerar höga naturvärden i södra Sverige och är typisk art för </w:t>
-      </w:r>
-      <w:r>
-        <w:rPr>
-          <w:i/>
-        </w:rPr>
-        <w:t xml:space="preserve">9080 Lövsumpskog, 7310 Aapamyrar </w:t>
-      </w:r>
-      <w:r>
-        <w:t xml:space="preserve">och </w:t>
-      </w:r>
-      <w:r>
-        <w:rPr>
-          <w:i/>
-        </w:rPr>
-        <w:t xml:space="preserve">7140 Öppna mossar och kärr </w:t>
-      </w:r>
-      <w:r>
-        <w:t>(Nitare &amp; Skogsstyrelsen, 2019; SLU Artdatabanken, 2025).</w:t>
+        <w:t>är strikt skyddad enligt EU:s art- och habitatdirektiv vilket innebär att hela dess livsmiljö ska bevaras.  Med undantag från lekperioden lever den större vattensalamandern på land och i skogslandskapet hittar man den framför allt i äldre skog med stor strukturell variation och gott om död ved där djuren håller till under murkna trädstammar och stubbar, i smågnagargångar, under mossbeklädda stenar och i blockterräng. Vuxna salamandrar har konstaterats uppehålla sig inom 300 meter från lekvattnet och finska studier antyder att det behövs åtminstone ett hektar lämplig landmiljö nära lekvattnet. Avverkning invid lekvatten bör helt undvikas i skogsområden som bedöms kunna utgöra landhabitat för arten och skogsområdena bör säkras och skötas på ett för arten optimalt sätt genom att t.ex. minimera gallring och avverkning och låta andelen löv öka (SLU Artdatabanken, 2024; Skogsstyrelsen, 2016; Malmgren, 2007).</w:t>
       </w:r>
     </w:p>
     <w:p>
@@ -670,6 +627,75 @@
         <w:pStyle w:val="Heading1"/>
       </w:pPr>
       <w:r>
+        <w:t>Tjäder – ekologi samt krav på livsmiljön</w:t>
+      </w:r>
+    </w:p>
+    <w:p>
+      <w:r>
+        <w:t xml:space="preserve">Tjäder (§4) omfattas av bilaga 1 och 2 EU:s fågeldirektiv och är typisk art för </w:t>
+      </w:r>
+      <w:r>
+        <w:rPr>
+          <w:i/>
+        </w:rPr>
+        <w:t xml:space="preserve">9010 Taiga </w:t>
+      </w:r>
+      <w:r>
+        <w:t xml:space="preserve">och </w:t>
+      </w:r>
+      <w:r>
+        <w:rPr>
+          <w:i/>
+        </w:rPr>
+        <w:t>9740 Skogsbevuxen myr</w:t>
+      </w:r>
+      <w:r>
+        <w:t>. Tjädern är en utpräglad skogsfågel knuten till större sammanhängande barrskogsområden. Tupparna och hönorna utnyttjar till viss del olika miljöer, och habitatvalet varierar dessutom mellan olika delar av året. För att det ska finnas livskraftiga tjäderbestånd krävs funktionella skogslandskap med en blandning av uppvuxen, gles och luckig skog, täta sumpskogar, myrar och andra små våtmarker (Skogsstyrelsen, 2019; SLU Artdatabanken 2024).</w:t>
+      </w:r>
+    </w:p>
+    <w:p>
+      <w:r>
+        <w:t>Arten försvinner när skogen fragmenteras och den sammanlagda arealen hyggen och andra öppna områden blir för stor. Ett småskaligt och försiktigt virkesuttag genom hyggesfria metoder kan i vissa fall vara möjligt i området inom 200 m från lekcentrum. Längre ut från lekcentrum, inom 200–500 m bör den avverkade ytan inte överskrida 1 hektar för att undvika alltför stora och snabba förändringar (Skogsstyrelsen, 2019).</w:t>
+      </w:r>
+    </w:p>
+    <w:p>
+      <w:pPr>
+        <w:pStyle w:val="Heading2"/>
+      </w:pPr>
+      <w:r>
+        <w:t>Referenser – tjäder</w:t>
+      </w:r>
+    </w:p>
+    <w:p>
+      <w:r>
+        <w:t xml:space="preserve">Skogsstyrelsen, 2019. </w:t>
+      </w:r>
+      <w:r>
+        <w:rPr>
+          <w:i/>
+        </w:rPr>
+        <w:t>Vägledning för hänsyn till fåglar – tjäder.</w:t>
+      </w:r>
+    </w:p>
+    <w:p>
+      <w:r>
+        <w:t xml:space="preserve">SLU Artdatabanken, 2024. </w:t>
+      </w:r>
+      <w:r>
+        <w:rPr>
+          <w:i/>
+        </w:rPr>
+        <w:t xml:space="preserve">Artfaktablad. Naturvård – artfakta. </w:t>
+      </w:r>
+      <w:r>
+        <w:t>SLU Artdatabanken, Uppsala</w:t>
+      </w:r>
+    </w:p>
+    <w:p>
+      <w:pPr>
+        <w:pStyle w:val="Heading1"/>
+      </w:pPr>
+      <w:r>
         <w:t>Större vattensalamander – ekologi samt krav på livsmiljön</w:t>
       </w:r>
     </w:p>
@@ -753,75 +779,6 @@
         <w:t>https://artfakta.se/taxa/100141</w:t>
       </w:r>
     </w:p>
-    <w:p>
-      <w:pPr>
-        <w:pStyle w:val="Heading1"/>
-      </w:pPr>
-      <w:r>
-        <w:t>Tjäder – ekologi samt krav på livsmiljön</w:t>
-      </w:r>
-    </w:p>
-    <w:p>
-      <w:r>
-        <w:t xml:space="preserve">Tjäder (§4) omfattas av bilaga 1 och 2 EU:s fågeldirektiv och är typisk art för </w:t>
-      </w:r>
-      <w:r>
-        <w:rPr>
-          <w:i/>
-        </w:rPr>
-        <w:t xml:space="preserve">9010 Taiga </w:t>
-      </w:r>
-      <w:r>
-        <w:t xml:space="preserve">och </w:t>
-      </w:r>
-      <w:r>
-        <w:rPr>
-          <w:i/>
-        </w:rPr>
-        <w:t>9740 Skogsbevuxen myr</w:t>
-      </w:r>
-      <w:r>
-        <w:t>. Tjädern är en utpräglad skogsfågel knuten till större sammanhängande barrskogsområden. Tupparna och hönorna utnyttjar till viss del olika miljöer, och habitatvalet varierar dessutom mellan olika delar av året. För att det ska finnas livskraftiga tjäderbestånd krävs funktionella skogslandskap med en blandning av uppvuxen, gles och luckig skog, täta sumpskogar, myrar och andra små våtmarker (Skogsstyrelsen, 2019; SLU Artdatabanken 2024).</w:t>
-      </w:r>
-    </w:p>
-    <w:p>
-      <w:r>
-        <w:t>Arten försvinner när skogen fragmenteras och den sammanlagda arealen hyggen och andra öppna områden blir för stor. Ett småskaligt och försiktigt virkesuttag genom hyggesfria metoder kan i vissa fall vara möjligt i området inom 200 m från lekcentrum. Längre ut från lekcentrum, inom 200–500 m bör den avverkade ytan inte överskrida 1 hektar för att undvika alltför stora och snabba förändringar (Skogsstyrelsen, 2019).</w:t>
-      </w:r>
-    </w:p>
-    <w:p>
-      <w:pPr>
-        <w:pStyle w:val="Heading2"/>
-      </w:pPr>
-      <w:r>
-        <w:t>Referenser – tjäder</w:t>
-      </w:r>
-    </w:p>
-    <w:p>
-      <w:r>
-        <w:t xml:space="preserve">Skogsstyrelsen, 2019. </w:t>
-      </w:r>
-      <w:r>
-        <w:rPr>
-          <w:i/>
-        </w:rPr>
-        <w:t>Vägledning för hänsyn till fåglar – tjäder.</w:t>
-      </w:r>
-    </w:p>
-    <w:p>
-      <w:r>
-        <w:t xml:space="preserve">SLU Artdatabanken, 2024. </w:t>
-      </w:r>
-      <w:r>
-        <w:rPr>
-          <w:i/>
-        </w:rPr>
-        <w:t xml:space="preserve">Artfaktablad. Naturvård – artfakta. </w:t>
-      </w:r>
-      <w:r>
-        <w:t>SLU Artdatabanken, Uppsala</w:t>
-      </w:r>
-    </w:p>
     <w:sectPr>
       <w:headerReference w:type="even" r:id="rId8"/>
       <w:headerReference w:type="default" r:id="rId9"/>
@@ -950,7 +907,7 @@
     <w:r>
       <w:tab/>
       <w:tab/>
-      <w:t>2026-06-20</w:t>
+      <w:t>2026-06-21</w:t>
       <w:br/>
       <w:br/>
     </w:r>

--- a/klagomål/A 5712-2026 FSC-klagomål.docx
+++ b/klagomål/A 5712-2026 FSC-klagomål.docx
@@ -907,7 +907,7 @@
     <w:r>
       <w:tab/>
       <w:tab/>
-      <w:t>2026-06-21</w:t>
+      <w:t>2026-06-22</w:t>
       <w:br/>
       <w:br/>
     </w:r>

--- a/klagomål/A 5712-2026 FSC-klagomål.docx
+++ b/klagomål/A 5712-2026 FSC-klagomål.docx
@@ -907,7 +907,7 @@
     <w:r>
       <w:tab/>
       <w:tab/>
-      <w:t>2026-06-22</w:t>
+      <w:t>2026-06-23</w:t>
       <w:br/>
       <w:br/>
     </w:r>

--- a/klagomål/A 5712-2026 FSC-klagomål.docx
+++ b/klagomål/A 5712-2026 FSC-klagomål.docx
@@ -907,7 +907,7 @@
     <w:r>
       <w:tab/>
       <w:tab/>
-      <w:t>2026-06-23</w:t>
+      <w:t>2026-06-24</w:t>
       <w:br/>
       <w:br/>
     </w:r>

--- a/klagomål/A 5712-2026 FSC-klagomål.docx
+++ b/klagomål/A 5712-2026 FSC-klagomål.docx
@@ -907,7 +907,7 @@
     <w:r>
       <w:tab/>
       <w:tab/>
-      <w:t>2026-06-24</w:t>
+      <w:t>2026-06-25</w:t>
       <w:br/>
       <w:br/>
     </w:r>

--- a/klagomål/A 5712-2026 FSC-klagomål.docx
+++ b/klagomål/A 5712-2026 FSC-klagomål.docx
@@ -907,7 +907,7 @@
     <w:r>
       <w:tab/>
       <w:tab/>
-      <w:t>2026-06-25</w:t>
+      <w:t>2026-06-26</w:t>
       <w:br/>
       <w:br/>
     </w:r>

--- a/klagomål/A 5712-2026 FSC-klagomål.docx
+++ b/klagomål/A 5712-2026 FSC-klagomål.docx
@@ -907,7 +907,7 @@
     <w:r>
       <w:tab/>
       <w:tab/>
-      <w:t>2026-06-26</w:t>
+      <w:t>2026-06-27</w:t>
       <w:br/>
       <w:br/>
     </w:r>

--- a/klagomål/A 5712-2026 FSC-klagomål.docx
+++ b/klagomål/A 5712-2026 FSC-klagomål.docx
@@ -907,7 +907,7 @@
     <w:r>
       <w:tab/>
       <w:tab/>
-      <w:t>2026-06-27</w:t>
+      <w:t>2026-06-28</w:t>
       <w:br/>
       <w:br/>
     </w:r>

--- a/klagomål/A 5712-2026 FSC-klagomål.docx
+++ b/klagomål/A 5712-2026 FSC-klagomål.docx
@@ -907,7 +907,7 @@
     <w:r>
       <w:tab/>
       <w:tab/>
-      <w:t>2026-06-28</w:t>
+      <w:t>2026-06-29</w:t>
       <w:br/>
       <w:br/>
     </w:r>

--- a/klagomål/A 5712-2026 FSC-klagomål.docx
+++ b/klagomål/A 5712-2026 FSC-klagomål.docx
@@ -907,7 +907,7 @@
     <w:r>
       <w:tab/>
       <w:tab/>
-      <w:t>2026-06-29</w:t>
+      <w:t>2026-06-30</w:t>
       <w:br/>
       <w:br/>
     </w:r>

--- a/klagomål/A 5712-2026 FSC-klagomål.docx
+++ b/klagomål/A 5712-2026 FSC-klagomål.docx
@@ -907,7 +907,7 @@
     <w:r>
       <w:tab/>
       <w:tab/>
-      <w:t>2026-06-30</w:t>
+      <w:t>2026-07-01</w:t>
       <w:br/>
       <w:br/>
     </w:r>

--- a/klagomål/A 5712-2026 FSC-klagomål.docx
+++ b/klagomål/A 5712-2026 FSC-klagomål.docx
@@ -907,7 +907,7 @@
     <w:r>
       <w:tab/>
       <w:tab/>
-      <w:t>2026-07-01</w:t>
+      <w:t>2026-07-02</w:t>
       <w:br/>
       <w:br/>
     </w:r>

--- a/klagomål/A 5712-2026 FSC-klagomål.docx
+++ b/klagomål/A 5712-2026 FSC-klagomål.docx
@@ -977,7 +977,7 @@
     <w:r>
       <w:tab/>
       <w:tab/>
-      <w:t>2026-07-13</w:t>
+      <w:t>2026-07-14</w:t>
       <w:br/>
       <w:br/>
     </w:r>

--- a/klagomål/A 5712-2026 FSC-klagomål.docx
+++ b/klagomål/A 5712-2026 FSC-klagomål.docx
@@ -977,7 +977,7 @@
     <w:r>
       <w:tab/>
       <w:tab/>
-      <w:t>2026-07-14</w:t>
+      <w:t>2026-07-15</w:t>
       <w:br/>
       <w:br/>
     </w:r>

--- a/klagomål/A 5712-2026 FSC-klagomål.docx
+++ b/klagomål/A 5712-2026 FSC-klagomål.docx
@@ -977,7 +977,7 @@
     <w:r>
       <w:tab/>
       <w:tab/>
-      <w:t>2026-07-15</w:t>
+      <w:t>2026-07-16</w:t>
       <w:br/>
       <w:br/>
     </w:r>

--- a/klagomål/A 5712-2026 FSC-klagomål.docx
+++ b/klagomål/A 5712-2026 FSC-klagomål.docx
@@ -977,7 +977,7 @@
     <w:r>
       <w:tab/>
       <w:tab/>
-      <w:t>2026-07-16</w:t>
+      <w:t>2026-07-17</w:t>
       <w:br/>
       <w:br/>
     </w:r>

--- a/klagomål/A 5712-2026 FSC-klagomål.docx
+++ b/klagomål/A 5712-2026 FSC-klagomål.docx
@@ -977,7 +977,7 @@
     <w:r>
       <w:tab/>
       <w:tab/>
-      <w:t>2026-07-17</w:t>
+      <w:t>2026-07-18</w:t>
       <w:br/>
       <w:br/>
     </w:r>

--- a/klagomål/A 5712-2026 FSC-klagomål.docx
+++ b/klagomål/A 5712-2026 FSC-klagomål.docx
@@ -977,7 +977,7 @@
     <w:r>
       <w:tab/>
       <w:tab/>
-      <w:t>2026-07-18</w:t>
+      <w:t>2026-07-19</w:t>
       <w:br/>
       <w:br/>
     </w:r>

--- a/klagomål/A 5712-2026 FSC-klagomål.docx
+++ b/klagomål/A 5712-2026 FSC-klagomål.docx
@@ -977,7 +977,7 @@
     <w:r>
       <w:tab/>
       <w:tab/>
-      <w:t>2026-07-19</w:t>
+      <w:t>2026-07-20</w:t>
       <w:br/>
       <w:br/>
     </w:r>

--- a/klagomål/A 5712-2026 FSC-klagomål.docx
+++ b/klagomål/A 5712-2026 FSC-klagomål.docx
@@ -977,7 +977,7 @@
     <w:r>
       <w:tab/>
       <w:tab/>
-      <w:t>2026-07-20</w:t>
+      <w:t>2026-07-21</w:t>
       <w:br/>
       <w:br/>
     </w:r>

--- a/klagomål/A 5712-2026 FSC-klagomål.docx
+++ b/klagomål/A 5712-2026 FSC-klagomål.docx
@@ -977,7 +977,7 @@
     <w:r>
       <w:tab/>
       <w:tab/>
-      <w:t>2026-07-21</w:t>
+      <w:t>2026-07-22</w:t>
       <w:br/>
       <w:br/>
     </w:r>

--- a/klagomål/A 5712-2026 FSC-klagomål.docx
+++ b/klagomål/A 5712-2026 FSC-klagomål.docx
@@ -977,7 +977,7 @@
     <w:r>
       <w:tab/>
       <w:tab/>
-      <w:t>2026-07-22</w:t>
+      <w:t>2026-07-23</w:t>
       <w:br/>
       <w:br/>
     </w:r>

--- a/klagomål/A 5712-2026 FSC-klagomål.docx
+++ b/klagomål/A 5712-2026 FSC-klagomål.docx
@@ -977,7 +977,7 @@
     <w:r>
       <w:tab/>
       <w:tab/>
-      <w:t>2026-07-23</w:t>
+      <w:t>2026-07-24</w:t>
       <w:br/>
       <w:br/>
     </w:r>

--- a/klagomål/A 5712-2026 FSC-klagomål.docx
+++ b/klagomål/A 5712-2026 FSC-klagomål.docx
@@ -977,7 +977,7 @@
     <w:r>
       <w:tab/>
       <w:tab/>
-      <w:t>2026-07-24</w:t>
+      <w:t>2026-07-25</w:t>
       <w:br/>
       <w:br/>
     </w:r>

--- a/klagomål/A 5712-2026 FSC-klagomål.docx
+++ b/klagomål/A 5712-2026 FSC-klagomål.docx
@@ -977,7 +977,7 @@
     <w:r>
       <w:tab/>
       <w:tab/>
-      <w:t>2026-07-25</w:t>
+      <w:t>2026-07-26</w:t>
       <w:br/>
       <w:br/>
     </w:r>

--- a/klagomål/A 5712-2026 FSC-klagomål.docx
+++ b/klagomål/A 5712-2026 FSC-klagomål.docx
@@ -977,7 +977,7 @@
     <w:r>
       <w:tab/>
       <w:tab/>
-      <w:t>2026-07-26</w:t>
+      <w:t>2026-07-27</w:t>
       <w:br/>
       <w:br/>
     </w:r>

--- a/klagomål/A 5712-2026 FSC-klagomål.docx
+++ b/klagomål/A 5712-2026 FSC-klagomål.docx
@@ -977,7 +977,7 @@
     <w:r>
       <w:tab/>
       <w:tab/>
-      <w:t>2026-07-27</w:t>
+      <w:t>2026-07-28</w:t>
       <w:br/>
       <w:br/>
     </w:r>

--- a/klagomål/A 5712-2026 FSC-klagomål.docx
+++ b/klagomål/A 5712-2026 FSC-klagomål.docx
@@ -977,7 +977,7 @@
     <w:r>
       <w:tab/>
       <w:tab/>
-      <w:t>2026-07-28</w:t>
+      <w:t>2026-07-29</w:t>
       <w:br/>
       <w:br/>
     </w:r>

--- a/klagomål/A 5712-2026 FSC-klagomål.docx
+++ b/klagomål/A 5712-2026 FSC-klagomål.docx
@@ -977,7 +977,7 @@
     <w:r>
       <w:tab/>
       <w:tab/>
-      <w:t>2026-07-29</w:t>
+      <w:t>2026-07-30</w:t>
       <w:br/>
       <w:br/>
     </w:r>

--- a/klagomål/A 5712-2026 FSC-klagomål.docx
+++ b/klagomål/A 5712-2026 FSC-klagomål.docx
@@ -977,7 +977,7 @@
     <w:r>
       <w:tab/>
       <w:tab/>
-      <w:t>2026-07-30</w:t>
+      <w:t>2026-07-31</w:t>
       <w:br/>
       <w:br/>
     </w:r>

--- a/klagomål/A 5712-2026 FSC-klagomål.docx
+++ b/klagomål/A 5712-2026 FSC-klagomål.docx
@@ -977,7 +977,7 @@
     <w:r>
       <w:tab/>
       <w:tab/>
-      <w:t>2026-07-31</w:t>
+      <w:t>2026-08-01</w:t>
       <w:br/>
       <w:br/>
     </w:r>

--- a/klagomål/A 5712-2026 FSC-klagomål.docx
+++ b/klagomål/A 5712-2026 FSC-klagomål.docx
@@ -977,7 +977,7 @@
     <w:r>
       <w:tab/>
       <w:tab/>
-      <w:t>2026-08-01</w:t>
+      <w:t>2026-08-02</w:t>
       <w:br/>
       <w:br/>
     </w:r>

--- a/klagomål/A 5712-2026 FSC-klagomål.docx
+++ b/klagomål/A 5712-2026 FSC-klagomål.docx
@@ -977,7 +977,7 @@
     <w:r>
       <w:tab/>
       <w:tab/>
-      <w:t>2026-08-02</w:t>
+      <w:t>2026-08-03</w:t>
       <w:br/>
       <w:br/>
     </w:r>

--- a/klagomål/A 5712-2026 FSC-klagomål.docx
+++ b/klagomål/A 5712-2026 FSC-klagomål.docx
@@ -977,7 +977,7 @@
     <w:r>
       <w:tab/>
       <w:tab/>
-      <w:t>2026-08-03</w:t>
+      <w:t>2026-08-05</w:t>
       <w:br/>
       <w:br/>
     </w:r>

--- a/klagomål/A 5712-2026 FSC-klagomål.docx
+++ b/klagomål/A 5712-2026 FSC-klagomål.docx
@@ -977,7 +977,7 @@
     <w:r>
       <w:tab/>
       <w:tab/>
-      <w:t>2026-08-05</w:t>
+      <w:t>2026-08-07</w:t>
       <w:br/>
       <w:br/>
     </w:r>

--- a/klagomål/A 5712-2026 FSC-klagomål.docx
+++ b/klagomål/A 5712-2026 FSC-klagomål.docx
@@ -977,7 +977,7 @@
     <w:r>
       <w:tab/>
       <w:tab/>
-      <w:t>2026-08-07</w:t>
+      <w:t>2026-08-08</w:t>
       <w:br/>
       <w:br/>
     </w:r>

--- a/klagomål/A 5712-2026 FSC-klagomål.docx
+++ b/klagomål/A 5712-2026 FSC-klagomål.docx
@@ -216,7 +216,7 @@
         <w:spacing w:after="240"/>
       </w:pPr>
       <w:r>
-        <w:t>Figur 1. Fyndplatser för naturvårdsarter i och inom 7 meter från avverkningsanmälan. Markörer utan svart kant är placerade på fyndplatsen. Markörer med svart kant är placerade vid sidan av fyndplatsen har ett svart streck som visar fyndplatsens exakta position. Kartans mittpunktskoordinat är N 6613925, E 554405 i SWEREF 99 TM.</w:t>
+        <w:t>Figur 1. Fyndplatser för naturvårdsarter i och inom 7 meter från avverkningsanmälan. Markörer utan svart kant är placerade på fyndplatsen. Markörer med svart kant är placerade vid sidan av fyndplatsen och har ett svart streck som visar fyndplatsens exakta position. Kartans mittpunktskoordinat är N 6613925, E 554405 i SWEREF 99 TM.</w:t>
       </w:r>
     </w:p>
     <w:p>
@@ -977,7 +977,7 @@
     <w:r>
       <w:tab/>
       <w:tab/>
-      <w:t>2026-08-14</w:t>
+      <w:t>2026-08-15</w:t>
       <w:br/>
       <w:br/>
     </w:r>

--- a/klagomål/A 5712-2026 FSC-klagomål.docx
+++ b/klagomål/A 5712-2026 FSC-klagomål.docx
@@ -977,7 +977,7 @@
     <w:r>
       <w:tab/>
       <w:tab/>
-      <w:t>2026-08-15</w:t>
+      <w:t>2026-08-16</w:t>
       <w:br/>
       <w:br/>
     </w:r>

--- a/klagomål/A 5712-2026 FSC-klagomål.docx
+++ b/klagomål/A 5712-2026 FSC-klagomål.docx
@@ -977,7 +977,7 @@
     <w:r>
       <w:tab/>
       <w:tab/>
-      <w:t>2026-08-16</w:t>
+      <w:t>2026-08-17</w:t>
       <w:br/>
       <w:br/>
     </w:r>

--- a/klagomål/A 5712-2026 FSC-klagomål.docx
+++ b/klagomål/A 5712-2026 FSC-klagomål.docx
@@ -977,7 +977,7 @@
     <w:r>
       <w:tab/>
       <w:tab/>
-      <w:t>2026-08-17</w:t>
+      <w:t>2026-08-18</w:t>
       <w:br/>
       <w:br/>
     </w:r>

--- a/klagomål/A 5712-2026 FSC-klagomål.docx
+++ b/klagomål/A 5712-2026 FSC-klagomål.docx
@@ -977,7 +977,7 @@
     <w:r>
       <w:tab/>
       <w:tab/>
-      <w:t>2026-08-18</w:t>
+      <w:t>2026-08-19</w:t>
       <w:br/>
       <w:br/>
     </w:r>

--- a/klagomål/A 5712-2026 FSC-klagomål.docx
+++ b/klagomål/A 5712-2026 FSC-klagomål.docx
@@ -977,7 +977,7 @@
     <w:r>
       <w:tab/>
       <w:tab/>
-      <w:t>2026-08-19</w:t>
+      <w:t>2026-08-20</w:t>
       <w:br/>
       <w:br/>
     </w:r>

--- a/klagomål/A 5712-2026 FSC-klagomål.docx
+++ b/klagomål/A 5712-2026 FSC-klagomål.docx
@@ -977,7 +977,7 @@
     <w:r>
       <w:tab/>
       <w:tab/>
-      <w:t>2026-08-20</w:t>
+      <w:t>2026-08-21</w:t>
       <w:br/>
       <w:br/>
     </w:r>

--- a/klagomål/A 5712-2026 FSC-klagomål.docx
+++ b/klagomål/A 5712-2026 FSC-klagomål.docx
@@ -977,7 +977,7 @@
     <w:r>
       <w:tab/>
       <w:tab/>
-      <w:t>2026-08-21</w:t>
+      <w:t>2026-08-22</w:t>
       <w:br/>
       <w:br/>
     </w:r>

--- a/klagomål/A 5712-2026 FSC-klagomål.docx
+++ b/klagomål/A 5712-2026 FSC-klagomål.docx
@@ -977,7 +977,7 @@
     <w:r>
       <w:tab/>
       <w:tab/>
-      <w:t>2026-08-22</w:t>
+      <w:t>2026-08-23</w:t>
       <w:br/>
       <w:br/>
     </w:r>

--- a/klagomål/A 5712-2026 FSC-klagomål.docx
+++ b/klagomål/A 5712-2026 FSC-klagomål.docx
@@ -977,7 +977,7 @@
     <w:r>
       <w:tab/>
       <w:tab/>
-      <w:t>2026-08-23</w:t>
+      <w:t>2026-08-24</w:t>
       <w:br/>
       <w:br/>
     </w:r>

--- a/klagomål/A 5712-2026 FSC-klagomål.docx
+++ b/klagomål/A 5712-2026 FSC-klagomål.docx
@@ -977,7 +977,7 @@
     <w:r>
       <w:tab/>
       <w:tab/>
-      <w:t>2026-08-24</w:t>
+      <w:t>2026-08-25</w:t>
       <w:br/>
       <w:br/>
     </w:r>

--- a/klagomål/A 5712-2026 FSC-klagomål.docx
+++ b/klagomål/A 5712-2026 FSC-klagomål.docx
@@ -977,7 +977,7 @@
     <w:r>
       <w:tab/>
       <w:tab/>
-      <w:t>2026-08-25</w:t>
+      <w:t>2026-08-26</w:t>
       <w:br/>
       <w:br/>
     </w:r>

--- a/klagomål/A 5712-2026 FSC-klagomål.docx
+++ b/klagomål/A 5712-2026 FSC-klagomål.docx
@@ -977,7 +977,7 @@
     <w:r>
       <w:tab/>
       <w:tab/>
-      <w:t>2026-08-26</w:t>
+      <w:t>2026-08-27</w:t>
       <w:br/>
       <w:br/>
     </w:r>

--- a/klagomål/A 5712-2026 FSC-klagomål.docx
+++ b/klagomål/A 5712-2026 FSC-klagomål.docx
@@ -977,7 +977,7 @@
     <w:r>
       <w:tab/>
       <w:tab/>
-      <w:t>2026-08-27</w:t>
+      <w:t>2026-08-28</w:t>
       <w:br/>
       <w:br/>
     </w:r>

--- a/klagomål/A 5712-2026 FSC-klagomål.docx
+++ b/klagomål/A 5712-2026 FSC-klagomål.docx
@@ -977,7 +977,7 @@
     <w:r>
       <w:tab/>
       <w:tab/>
-      <w:t>2026-08-28</w:t>
+      <w:t>2026-08-29</w:t>
       <w:br/>
       <w:br/>
     </w:r>

--- a/klagomål/A 5712-2026 FSC-klagomål.docx
+++ b/klagomål/A 5712-2026 FSC-klagomål.docx
@@ -977,7 +977,7 @@
     <w:r>
       <w:tab/>
       <w:tab/>
-      <w:t>2026-08-29</w:t>
+      <w:t>2026-08-31</w:t>
       <w:br/>
       <w:br/>
     </w:r>

--- a/klagomål/A 5712-2026 FSC-klagomål.docx
+++ b/klagomål/A 5712-2026 FSC-klagomål.docx
@@ -977,7 +977,7 @@
     <w:r>
       <w:tab/>
       <w:tab/>
-      <w:t>2026-08-31</w:t>
+      <w:t>2026-09-01</w:t>
       <w:br/>
       <w:br/>
     </w:r>

--- a/klagomål/A 5712-2026 FSC-klagomål.docx
+++ b/klagomål/A 5712-2026 FSC-klagomål.docx
@@ -977,7 +977,7 @@
     <w:r>
       <w:tab/>
       <w:tab/>
-      <w:t>2026-09-01</w:t>
+      <w:t>2026-09-02</w:t>
       <w:br/>
       <w:br/>
     </w:r>

--- a/klagomål/A 5712-2026 FSC-klagomål.docx
+++ b/klagomål/A 5712-2026 FSC-klagomål.docx
@@ -977,7 +977,7 @@
     <w:r>
       <w:tab/>
       <w:tab/>
-      <w:t>2026-09-02</w:t>
+      <w:t>2026-09-03</w:t>
       <w:br/>
       <w:br/>
     </w:r>

--- a/klagomål/A 5712-2026 FSC-klagomål.docx
+++ b/klagomål/A 5712-2026 FSC-klagomål.docx
@@ -977,7 +977,7 @@
     <w:r>
       <w:tab/>
       <w:tab/>
-      <w:t>2026-09-03</w:t>
+      <w:t>2026-09-04</w:t>
       <w:br/>
       <w:br/>
     </w:r>

--- a/klagomål/A 5712-2026 FSC-klagomål.docx
+++ b/klagomål/A 5712-2026 FSC-klagomål.docx
@@ -977,7 +977,7 @@
     <w:r>
       <w:tab/>
       <w:tab/>
-      <w:t>2026-09-04</w:t>
+      <w:t>2026-09-05</w:t>
       <w:br/>
       <w:br/>
     </w:r>

--- a/klagomål/A 5712-2026 FSC-klagomål.docx
+++ b/klagomål/A 5712-2026 FSC-klagomål.docx
@@ -977,7 +977,7 @@
     <w:r>
       <w:tab/>
       <w:tab/>
-      <w:t>2026-09-05</w:t>
+      <w:t>2026-09-06</w:t>
       <w:br/>
       <w:br/>
     </w:r>

--- a/klagomål/A 5712-2026 FSC-klagomål.docx
+++ b/klagomål/A 5712-2026 FSC-klagomål.docx
@@ -977,7 +977,7 @@
     <w:r>
       <w:tab/>
       <w:tab/>
-      <w:t>2026-09-06</w:t>
+      <w:t>2026-09-07</w:t>
       <w:br/>
       <w:br/>
     </w:r>

--- a/klagomål/A 5712-2026 FSC-klagomål.docx
+++ b/klagomål/A 5712-2026 FSC-klagomål.docx
@@ -977,7 +977,7 @@
     <w:r>
       <w:tab/>
       <w:tab/>
-      <w:t>2026-09-07</w:t>
+      <w:t>2026-09-08</w:t>
       <w:br/>
       <w:br/>
     </w:r>

--- a/klagomål/A 5712-2026 FSC-klagomål.docx
+++ b/klagomål/A 5712-2026 FSC-klagomål.docx
@@ -977,7 +977,7 @@
     <w:r>
       <w:tab/>
       <w:tab/>
-      <w:t>2026-09-08</w:t>
+      <w:t>2026-09-09</w:t>
       <w:br/>
       <w:br/>
     </w:r>

--- a/klagomål/A 5712-2026 FSC-klagomål.docx
+++ b/klagomål/A 5712-2026 FSC-klagomål.docx
@@ -977,7 +977,7 @@
     <w:r>
       <w:tab/>
       <w:tab/>
-      <w:t>2026-09-09</w:t>
+      <w:t>2026-09-10</w:t>
       <w:br/>
       <w:br/>
     </w:r>

--- a/klagomål/A 5712-2026 FSC-klagomål.docx
+++ b/klagomål/A 5712-2026 FSC-klagomål.docx
@@ -977,7 +977,7 @@
     <w:r>
       <w:tab/>
       <w:tab/>
-      <w:t>2026-09-10</w:t>
+      <w:t>2026-09-11</w:t>
       <w:br/>
       <w:br/>
     </w:r>

--- a/klagomål/A 5712-2026 FSC-klagomål.docx
+++ b/klagomål/A 5712-2026 FSC-klagomål.docx
@@ -977,7 +977,7 @@
     <w:r>
       <w:tab/>
       <w:tab/>
-      <w:t>2026-09-11</w:t>
+      <w:t>2026-09-12</w:t>
       <w:br/>
       <w:br/>
     </w:r>
